--- a/informes/Sprint2.docx
+++ b/informes/Sprint2.docx
@@ -764,7 +764,6 @@
     </w:p>
     <w:p>
       <w:pPr>
-        <w:spacing w:before="240" w:after="240"/>
         <w:rPr>
           <w:rFonts w:ascii="Garamond" w:eastAsia="Garamond" w:hAnsi="Garamond" w:cs="Garamond"/>
           <w:lang w:val="es-ES"/>
@@ -775,28 +774,76 @@
           <w:rFonts w:ascii="Garamond" w:hAnsi="Garamond"/>
           <w:lang w:val="es-ES"/>
         </w:rPr>
-        <w:t xml:space="preserve">En este documento, </w:t>
+        <w:t xml:space="preserve">Después de la creación automatizada de carpetas con datos de </w:t>
+      </w:r>
+      <w:proofErr w:type="spellStart"/>
+      <w:r>
+        <w:rPr>
+          <w:rFonts w:ascii="Garamond" w:hAnsi="Garamond"/>
+          <w:b/>
+          <w:bCs/>
+          <w:lang w:val="es-ES"/>
+        </w:rPr>
+        <w:t>TraidingView</w:t>
+      </w:r>
+      <w:proofErr w:type="spellEnd"/>
+      <w:r>
+        <w:rPr>
+          <w:rFonts w:ascii="Garamond" w:hAnsi="Garamond"/>
+          <w:lang w:val="es-ES"/>
+        </w:rPr>
+        <w:t xml:space="preserve"> en </w:t>
+      </w:r>
+      <w:r>
+        <w:rPr>
+          <w:rFonts w:ascii="Garamond" w:hAnsi="Garamond"/>
+          <w:b/>
+          <w:bCs/>
+          <w:lang w:val="es-ES"/>
+        </w:rPr>
+        <w:t>AWS S3</w:t>
+      </w:r>
+      <w:r>
+        <w:rPr>
+          <w:rFonts w:ascii="Garamond" w:hAnsi="Garamond"/>
+          <w:lang w:val="es-ES"/>
+        </w:rPr>
+        <w:t xml:space="preserve">, </w:t>
+      </w:r>
+      <w:r>
+        <w:rPr>
+          <w:rFonts w:ascii="Garamond" w:hAnsi="Garamond"/>
+          <w:lang w:val="es-ES"/>
+        </w:rPr>
+        <w:t>hemos iniciado e</w:t>
+      </w:r>
+      <w:r>
+        <w:rPr>
+          <w:rFonts w:ascii="Garamond" w:hAnsi="Garamond"/>
+          <w:lang w:val="es-ES"/>
+        </w:rPr>
+        <w:t>l Spring 2</w:t>
+      </w:r>
+      <w:r>
+        <w:rPr>
+          <w:rFonts w:ascii="Garamond" w:hAnsi="Garamond"/>
+          <w:lang w:val="es-ES"/>
+        </w:rPr>
+        <w:t xml:space="preserve">. </w:t>
       </w:r>
       <w:r>
         <w:rPr>
           <w:rFonts w:ascii="Garamond" w:eastAsia="Garamond" w:hAnsi="Garamond" w:cs="Garamond"/>
           <w:lang w:val="es-ES"/>
         </w:rPr>
-        <w:t xml:space="preserve">describe el Sprint </w:t>
+        <w:t>El objetivo clave es la familiarización</w:t>
       </w:r>
       <w:r>
         <w:rPr>
           <w:rFonts w:ascii="Garamond" w:eastAsia="Garamond" w:hAnsi="Garamond" w:cs="Garamond"/>
           <w:lang w:val="es-ES"/>
         </w:rPr>
-        <w:t>2</w:t>
-      </w:r>
-      <w:r>
-        <w:rPr>
-          <w:rFonts w:ascii="Garamond" w:eastAsia="Garamond" w:hAnsi="Garamond" w:cs="Garamond"/>
-          <w:lang w:val="es-ES"/>
-        </w:rPr>
-        <w:t xml:space="preserve"> del proyecto de </w:t>
+        <w:t xml:space="preserve"> del equipo con </w:t>
       </w:r>
       <w:r>
         <w:rPr>
@@ -805,21 +852,7 @@
           <w:bCs/>
           <w:lang w:val="es-ES"/>
         </w:rPr>
-        <w:t>Tecnología de Procesamiento Big Data</w:t>
-      </w:r>
-      <w:r>
-        <w:rPr>
-          <w:rFonts w:ascii="Garamond" w:eastAsia="Garamond" w:hAnsi="Garamond" w:cs="Garamond"/>
-          <w:lang w:val="es-ES"/>
-        </w:rPr>
-        <w:t xml:space="preserve">, cuyo objetivo es desarrollar una infraestructura eficiente para la recopilación, almacenamiento y procesamiento de datos históricos de criptomonedas. </w:t>
-      </w:r>
-      <w:r>
-        <w:rPr>
-          <w:rFonts w:ascii="Garamond" w:eastAsia="Garamond" w:hAnsi="Garamond" w:cs="Garamond"/>
-          <w:lang w:val="es-ES"/>
-        </w:rPr>
-        <w:t xml:space="preserve">Este proyecto utilizará la herramienta </w:t>
+        <w:t xml:space="preserve">AWS </w:t>
       </w:r>
       <w:proofErr w:type="spellStart"/>
       <w:r>
@@ -829,31 +862,9 @@
           <w:bCs/>
           <w:lang w:val="es-ES"/>
         </w:rPr>
-        <w:t>TradingView</w:t>
+        <w:t>Glue</w:t>
       </w:r>
       <w:proofErr w:type="spellEnd"/>
-      <w:r>
-        <w:rPr>
-          <w:rFonts w:ascii="Garamond" w:eastAsia="Garamond" w:hAnsi="Garamond" w:cs="Garamond"/>
-          <w:lang w:val="es-ES"/>
-        </w:rPr>
-        <w:t xml:space="preserve"> como fuente de datos y se enfocará en la gestión y análisis de información proveniente de un conjunto de 10 criptomonedas seleccionadas.</w:t>
-      </w:r>
-    </w:p>
-    <w:p>
-      <w:pPr>
-        <w:spacing w:before="240" w:after="240"/>
-        <w:rPr>
-          <w:lang w:val="es-ES"/>
-        </w:rPr>
-      </w:pPr>
-      <w:r>
-        <w:rPr>
-          <w:rFonts w:ascii="Garamond" w:eastAsia="Garamond" w:hAnsi="Garamond" w:cs="Garamond"/>
-          <w:lang w:val="es-ES"/>
-        </w:rPr>
-        <w:t xml:space="preserve">En esta primera fase, el enfoque principal es establecer las bases para la recolección de datos históricos y su almacenamiento en la nube mediante </w:t>
-      </w:r>
       <w:r>
         <w:rPr>
           <w:rFonts w:ascii="Garamond" w:eastAsia="Garamond" w:hAnsi="Garamond" w:cs="Garamond"/>
@@ -861,49 +872,7 @@
           <w:bCs/>
           <w:lang w:val="es-ES"/>
         </w:rPr>
-        <w:t>Amazon S3</w:t>
-      </w:r>
-      <w:r>
-        <w:rPr>
-          <w:rFonts w:ascii="Garamond" w:eastAsia="Garamond" w:hAnsi="Garamond" w:cs="Garamond"/>
-          <w:lang w:val="es-ES"/>
-        </w:rPr>
-        <w:t>. Para ello, se requiere la creación de la estructura inicial de almacenamiento y la definición del formato estándar de los archivos que contendrán la información recopilada. Estos datos servirán como pilar fundamental para los análisis posteriores, facilitando la toma de decisiones y la implementación de modelos predictivos.</w:t>
-      </w:r>
-    </w:p>
-    <w:p>
-      <w:pPr>
-        <w:spacing w:before="240" w:after="240"/>
-        <w:rPr>
-          <w:lang w:val="es-ES"/>
-        </w:rPr>
-      </w:pPr>
-      <w:r>
-        <w:rPr>
-          <w:rFonts w:ascii="Garamond" w:eastAsia="Garamond" w:hAnsi="Garamond" w:cs="Garamond"/>
-          <w:lang w:val="es-ES"/>
-        </w:rPr>
-        <w:t>Los objetivos clave de este sprint incluyen:</w:t>
-      </w:r>
-    </w:p>
-    <w:p>
-      <w:pPr>
-        <w:pStyle w:val="Prrafodelista"/>
-        <w:numPr>
-          <w:ilvl w:val="0"/>
-          <w:numId w:val="15"/>
-        </w:numPr>
-        <w:rPr>
-          <w:rFonts w:ascii="Garamond" w:eastAsia="Garamond" w:hAnsi="Garamond" w:cs="Garamond"/>
-          <w:lang w:val="es-ES"/>
-        </w:rPr>
-      </w:pPr>
-      <w:r>
-        <w:rPr>
-          <w:rFonts w:ascii="Garamond" w:eastAsia="Garamond" w:hAnsi="Garamond" w:cs="Garamond"/>
-          <w:lang w:val="es-ES"/>
-        </w:rPr>
-        <w:t xml:space="preserve">Familiarización del equipo con </w:t>
+        <w:t xml:space="preserve"> Data </w:t>
       </w:r>
       <w:proofErr w:type="spellStart"/>
       <w:r>
@@ -913,7 +882,7 @@
           <w:bCs/>
           <w:lang w:val="es-ES"/>
         </w:rPr>
-        <w:t>TradingView</w:t>
+        <w:t>Catalog</w:t>
       </w:r>
       <w:proofErr w:type="spellEnd"/>
       <w:r>
@@ -921,49 +890,8 @@
           <w:rFonts w:ascii="Garamond" w:eastAsia="Garamond" w:hAnsi="Garamond" w:cs="Garamond"/>
           <w:lang w:val="es-ES"/>
         </w:rPr>
-        <w:t xml:space="preserve"> y sus fuentes de datos.</w:t>
-      </w:r>
-    </w:p>
-    <w:p>
-      <w:pPr>
-        <w:pStyle w:val="Prrafodelista"/>
-        <w:numPr>
-          <w:ilvl w:val="0"/>
-          <w:numId w:val="15"/>
-        </w:numPr>
-        <w:rPr>
-          <w:rFonts w:ascii="Garamond" w:eastAsia="Garamond" w:hAnsi="Garamond" w:cs="Garamond"/>
-          <w:lang w:val="es-ES"/>
-        </w:rPr>
-      </w:pPr>
-      <w:r>
-        <w:rPr>
-          <w:rFonts w:ascii="Garamond" w:eastAsia="Garamond" w:hAnsi="Garamond" w:cs="Garamond"/>
-          <w:lang w:val="es-ES"/>
-        </w:rPr>
-        <w:t>Implementación de mecanismos para la descarga de datos históricos con una frecuencia de 1 día y un rango de 4 años.</w:t>
-      </w:r>
-    </w:p>
-    <w:p>
-      <w:pPr>
-        <w:pStyle w:val="Prrafodelista"/>
-        <w:numPr>
-          <w:ilvl w:val="0"/>
-          <w:numId w:val="15"/>
-        </w:numPr>
-        <w:rPr>
-          <w:rFonts w:ascii="Garamond" w:eastAsia="Garamond" w:hAnsi="Garamond" w:cs="Garamond"/>
-          <w:lang w:val="es-ES"/>
-        </w:rPr>
-      </w:pPr>
-      <w:r>
-        <w:rPr>
-          <w:rFonts w:ascii="Garamond" w:eastAsia="Garamond" w:hAnsi="Garamond" w:cs="Garamond"/>
-          <w:lang w:val="es-ES"/>
-        </w:rPr>
-        <w:t xml:space="preserve">Creación de </w:t>
-      </w:r>
-      <w:proofErr w:type="spellStart"/>
+        <w:t xml:space="preserve"> y </w:t>
+      </w:r>
       <w:r>
         <w:rPr>
           <w:rFonts w:ascii="Garamond" w:eastAsia="Garamond" w:hAnsi="Garamond" w:cs="Garamond"/>
@@ -971,16 +899,9 @@
           <w:bCs/>
           <w:lang w:val="es-ES"/>
         </w:rPr>
-        <w:t>buckets</w:t>
-      </w:r>
-      <w:proofErr w:type="spellEnd"/>
-      <w:r>
-        <w:rPr>
-          <w:rFonts w:ascii="Garamond" w:eastAsia="Garamond" w:hAnsi="Garamond" w:cs="Garamond"/>
-          <w:lang w:val="es-ES"/>
-        </w:rPr>
-        <w:t xml:space="preserve"> y estructura de carpetas en </w:t>
-      </w:r>
+        <w:t xml:space="preserve">AWS </w:t>
+      </w:r>
+      <w:proofErr w:type="spellStart"/>
       <w:r>
         <w:rPr>
           <w:rFonts w:ascii="Garamond" w:eastAsia="Garamond" w:hAnsi="Garamond" w:cs="Garamond"/>
@@ -988,35 +909,9 @@
           <w:bCs/>
           <w:lang w:val="es-ES"/>
         </w:rPr>
-        <w:t>Amazon S3</w:t>
-      </w:r>
-      <w:r>
-        <w:rPr>
-          <w:rFonts w:ascii="Garamond" w:eastAsia="Garamond" w:hAnsi="Garamond" w:cs="Garamond"/>
-          <w:lang w:val="es-ES"/>
-        </w:rPr>
-        <w:t xml:space="preserve"> para organizar los datos.</w:t>
-      </w:r>
-    </w:p>
-    <w:p>
-      <w:pPr>
-        <w:pStyle w:val="Prrafodelista"/>
-        <w:numPr>
-          <w:ilvl w:val="0"/>
-          <w:numId w:val="15"/>
-        </w:numPr>
-        <w:rPr>
-          <w:rFonts w:ascii="Garamond" w:eastAsia="Garamond" w:hAnsi="Garamond" w:cs="Garamond"/>
-          <w:lang w:val="es-ES"/>
-        </w:rPr>
-      </w:pPr>
-      <w:r>
-        <w:rPr>
-          <w:rFonts w:ascii="Garamond" w:eastAsia="Garamond" w:hAnsi="Garamond" w:cs="Garamond"/>
-          <w:lang w:val="es-ES"/>
-        </w:rPr>
-        <w:t xml:space="preserve">Definición del formato de los archivos históricos y carga inicial en formato </w:t>
-      </w:r>
+        <w:t>Glue</w:t>
+      </w:r>
+      <w:proofErr w:type="spellEnd"/>
       <w:r>
         <w:rPr>
           <w:rFonts w:ascii="Garamond" w:eastAsia="Garamond" w:hAnsi="Garamond" w:cs="Garamond"/>
@@ -1024,38 +919,124 @@
           <w:bCs/>
           <w:lang w:val="es-ES"/>
         </w:rPr>
-        <w:t>CSV</w:t>
-      </w:r>
+        <w:t xml:space="preserve"> </w:t>
+      </w:r>
+      <w:proofErr w:type="spellStart"/>
       <w:r>
         <w:rPr>
           <w:rFonts w:ascii="Garamond" w:eastAsia="Garamond" w:hAnsi="Garamond" w:cs="Garamond"/>
+          <w:b/>
+          <w:bCs/>
+          <w:lang w:val="es-ES"/>
+        </w:rPr>
+        <w:t>C</w:t>
+      </w:r>
+      <w:r>
+        <w:rPr>
+          <w:rFonts w:ascii="Garamond" w:eastAsia="Garamond" w:hAnsi="Garamond" w:cs="Garamond"/>
+          <w:b/>
+          <w:bCs/>
+          <w:lang w:val="es-ES"/>
+        </w:rPr>
+        <w:t>rawler</w:t>
+      </w:r>
+      <w:proofErr w:type="spellEnd"/>
+      <w:r>
+        <w:rPr>
+          <w:rFonts w:ascii="Garamond" w:eastAsia="Garamond" w:hAnsi="Garamond" w:cs="Garamond"/>
           <w:lang w:val="es-ES"/>
         </w:rPr>
         <w:t>.</w:t>
       </w:r>
-    </w:p>
-    <w:p>
-      <w:pPr>
-        <w:spacing w:before="240" w:after="240"/>
-        <w:rPr>
-          <w:lang w:val="es-ES"/>
-        </w:rPr>
-      </w:pPr>
       <w:r>
         <w:rPr>
           <w:rFonts w:ascii="Garamond" w:eastAsia="Garamond" w:hAnsi="Garamond" w:cs="Garamond"/>
           <w:lang w:val="es-ES"/>
         </w:rPr>
-        <w:t>Este sprint permitirá sentar las bases del proyecto, asegurando que las siguientes iteraciones se construyan sobre una infraestructura sólida y eficiente para la manipulación de grandes volúmenes de datos.</w:t>
-      </w:r>
-    </w:p>
-    <w:p>
-      <w:pPr>
+        <w:t xml:space="preserve"> Esta herramienta </w:t>
+      </w:r>
+      <w:r>
         <w:rPr>
           <w:rFonts w:ascii="Garamond" w:eastAsia="Garamond" w:hAnsi="Garamond" w:cs="Garamond"/>
           <w:lang w:val="es-ES"/>
         </w:rPr>
-      </w:pPr>
+        <w:t xml:space="preserve">permite </w:t>
+      </w:r>
+      <w:r>
+        <w:rPr>
+          <w:rFonts w:ascii="Garamond" w:eastAsia="Garamond" w:hAnsi="Garamond" w:cs="Garamond"/>
+          <w:lang w:val="es-ES"/>
+        </w:rPr>
+        <w:t xml:space="preserve">estudiar los metadatos de nuestro </w:t>
+      </w:r>
+      <w:proofErr w:type="spellStart"/>
+      <w:r>
+        <w:rPr>
+          <w:rFonts w:ascii="Garamond" w:eastAsia="Garamond" w:hAnsi="Garamond" w:cs="Garamond"/>
+          <w:i/>
+          <w:iCs/>
+          <w:lang w:val="es-ES"/>
+        </w:rPr>
+        <w:t>bucket</w:t>
+      </w:r>
+      <w:proofErr w:type="spellEnd"/>
+      <w:r>
+        <w:rPr>
+          <w:rFonts w:ascii="Garamond" w:eastAsia="Garamond" w:hAnsi="Garamond" w:cs="Garamond"/>
+          <w:lang w:val="es-ES"/>
+        </w:rPr>
+        <w:t xml:space="preserve"> de S3 sin necesidad de almacenar los datos en </w:t>
+      </w:r>
+      <w:proofErr w:type="spellStart"/>
+      <w:r>
+        <w:rPr>
+          <w:rFonts w:ascii="Garamond" w:eastAsia="Garamond" w:hAnsi="Garamond" w:cs="Garamond"/>
+          <w:i/>
+          <w:iCs/>
+          <w:lang w:val="es-ES"/>
+        </w:rPr>
+        <w:t>databases</w:t>
+      </w:r>
+      <w:proofErr w:type="spellEnd"/>
+      <w:r>
+        <w:rPr>
+          <w:rFonts w:ascii="Garamond" w:eastAsia="Garamond" w:hAnsi="Garamond" w:cs="Garamond"/>
+          <w:lang w:val="es-ES"/>
+        </w:rPr>
+        <w:t>. Esto es una gran ventaja porque</w:t>
+      </w:r>
+      <w:r>
+        <w:rPr>
+          <w:rFonts w:ascii="Garamond" w:eastAsia="Garamond" w:hAnsi="Garamond" w:cs="Garamond"/>
+          <w:lang w:val="es-ES"/>
+        </w:rPr>
+        <w:t xml:space="preserve"> supone un ahorro exponencial de costes</w:t>
+      </w:r>
+      <w:r>
+        <w:rPr>
+          <w:rFonts w:ascii="Garamond" w:eastAsia="Garamond" w:hAnsi="Garamond" w:cs="Garamond"/>
+          <w:lang w:val="es-ES"/>
+        </w:rPr>
+        <w:t xml:space="preserve"> a la hora de hacer </w:t>
+      </w:r>
+      <w:proofErr w:type="spellStart"/>
+      <w:r>
+        <w:rPr>
+          <w:rFonts w:ascii="Garamond" w:eastAsia="Garamond" w:hAnsi="Garamond" w:cs="Garamond"/>
+          <w:i/>
+          <w:iCs/>
+          <w:lang w:val="es-ES"/>
+        </w:rPr>
+        <w:t>queries</w:t>
+      </w:r>
+      <w:proofErr w:type="spellEnd"/>
+      <w:r>
+        <w:rPr>
+          <w:rFonts w:ascii="Garamond" w:eastAsia="Garamond" w:hAnsi="Garamond" w:cs="Garamond"/>
+          <w:lang w:val="es-ES"/>
+        </w:rPr>
+        <w:t>.</w:t>
+      </w:r>
     </w:p>
     <w:p>
       <w:pPr>
@@ -1202,15 +1183,77 @@
           <w:rFonts w:ascii="Garamond" w:hAnsi="Garamond"/>
           <w:lang w:val="es-ES"/>
         </w:rPr>
-        <w:t xml:space="preserve">Durante este </w:t>
+        <w:t xml:space="preserve">A lo largo de toda esta práctica hemos utilizado en entorno de AWS a través de su web y </w:t>
+      </w:r>
+      <w:r>
+        <w:rPr>
+          <w:rFonts w:ascii="Garamond" w:hAnsi="Garamond"/>
+          <w:lang w:val="es-ES"/>
+        </w:rPr>
+        <w:t xml:space="preserve">Python con la librería de </w:t>
+      </w:r>
+      <w:r>
+        <w:rPr>
+          <w:rFonts w:ascii="Garamond" w:hAnsi="Garamond"/>
+          <w:i/>
+          <w:iCs/>
+          <w:lang w:val="es-ES"/>
+        </w:rPr>
+        <w:t>boto3</w:t>
+      </w:r>
+      <w:r>
+        <w:rPr>
+          <w:rFonts w:ascii="Garamond" w:hAnsi="Garamond"/>
+          <w:lang w:val="es-ES"/>
+        </w:rPr>
+        <w:t>.</w:t>
+      </w:r>
+    </w:p>
+    <w:p>
+      <w:pPr>
+        <w:rPr>
+          <w:rFonts w:ascii="Garamond" w:hAnsi="Garamond"/>
+          <w:lang w:val="es-ES"/>
+        </w:rPr>
+      </w:pPr>
+    </w:p>
+    <w:p>
+      <w:pPr>
+        <w:rPr>
+          <w:rFonts w:ascii="Garamond" w:hAnsi="Garamond"/>
+          <w:lang w:val="es-ES"/>
+        </w:rPr>
+      </w:pPr>
+      <w:r>
+        <w:rPr>
+          <w:rFonts w:ascii="Garamond" w:hAnsi="Garamond"/>
+          <w:lang w:val="es-ES"/>
+        </w:rPr>
+        <w:t xml:space="preserve">Para </w:t>
+      </w:r>
+      <w:r>
+        <w:rPr>
+          <w:rFonts w:ascii="Garamond" w:hAnsi="Garamond"/>
+          <w:lang w:val="es-ES"/>
+        </w:rPr>
+        <w:t>familiarizarnos</w:t>
+      </w:r>
+      <w:r>
+        <w:rPr>
+          <w:rFonts w:ascii="Garamond" w:hAnsi="Garamond"/>
+          <w:lang w:val="es-ES"/>
+        </w:rPr>
+        <w:t xml:space="preserve"> con los nuevos conceptos y entender bien el proceso que se nos pide implementar en Python, primero, hemos accedido a AWS, creando el </w:t>
       </w:r>
       <w:proofErr w:type="spellStart"/>
       <w:r>
         <w:rPr>
           <w:rFonts w:ascii="Garamond" w:hAnsi="Garamond"/>
-          <w:lang w:val="es-ES"/>
-        </w:rPr>
-        <w:t>spring</w:t>
+          <w:i/>
+          <w:iCs/>
+          <w:lang w:val="es-ES"/>
+        </w:rPr>
+        <w:t>crawler</w:t>
       </w:r>
       <w:proofErr w:type="spellEnd"/>
       <w:r>
@@ -1218,6 +1261,29 @@
           <w:rFonts w:ascii="Garamond" w:hAnsi="Garamond"/>
           <w:lang w:val="es-ES"/>
         </w:rPr>
+        <w:t xml:space="preserve"> a mano entendiendo los conceptos, y realizando lo que se nos pedía desde la interfaz del portal. </w:t>
+      </w:r>
+      <w:r>
+        <w:rPr>
+          <w:rFonts w:ascii="Garamond" w:hAnsi="Garamond"/>
+          <w:lang w:val="es-ES"/>
+        </w:rPr>
+        <w:t xml:space="preserve">Desde AWS </w:t>
+      </w:r>
+      <w:proofErr w:type="spellStart"/>
+      <w:r>
+        <w:rPr>
+          <w:rFonts w:ascii="Garamond" w:hAnsi="Garamond"/>
+          <w:lang w:val="es-ES"/>
+        </w:rPr>
+        <w:t>Glue</w:t>
+      </w:r>
+      <w:proofErr w:type="spellEnd"/>
+      <w:r>
+        <w:rPr>
+          <w:rFonts w:ascii="Garamond" w:hAnsi="Garamond"/>
+          <w:lang w:val="es-ES"/>
+        </w:rPr>
         <w:t xml:space="preserve"> </w:t>
       </w:r>
       <w:r>
@@ -1225,29 +1291,31 @@
           <w:rFonts w:ascii="Garamond" w:hAnsi="Garamond"/>
           <w:lang w:val="es-ES"/>
         </w:rPr>
-        <w:t>hemos utilizado tres principales herramientas</w:t>
-      </w:r>
-      <w:r>
-        <w:rPr>
-          <w:rFonts w:ascii="Garamond" w:hAnsi="Garamond"/>
-          <w:lang w:val="es-ES"/>
-        </w:rPr>
-        <w:t xml:space="preserve">. Primero s3 para </w:t>
-      </w:r>
-      <w:r>
-        <w:rPr>
-          <w:rFonts w:ascii="Garamond" w:hAnsi="Garamond"/>
-          <w:lang w:val="es-ES"/>
-        </w:rPr>
-        <w:t xml:space="preserve">crear los </w:t>
+        <w:t xml:space="preserve">hemos </w:t>
+      </w:r>
+      <w:r>
+        <w:rPr>
+          <w:rFonts w:ascii="Garamond" w:hAnsi="Garamond"/>
+          <w:lang w:val="es-ES"/>
+        </w:rPr>
+        <w:t>creado</w:t>
+      </w:r>
+      <w:r>
+        <w:rPr>
+          <w:rFonts w:ascii="Garamond" w:hAnsi="Garamond"/>
+          <w:lang w:val="es-ES"/>
+        </w:rPr>
+        <w:t xml:space="preserve"> un </w:t>
       </w:r>
       <w:proofErr w:type="spellStart"/>
       <w:r>
         <w:rPr>
           <w:rFonts w:ascii="Garamond" w:hAnsi="Garamond"/>
-          <w:lang w:val="es-ES"/>
-        </w:rPr>
-        <w:t>buckets</w:t>
+          <w:i/>
+          <w:iCs/>
+          <w:lang w:val="es-ES"/>
+        </w:rPr>
+        <w:t>crawler</w:t>
       </w:r>
       <w:proofErr w:type="spellEnd"/>
       <w:r>
@@ -1255,290 +1323,14 @@
           <w:rFonts w:ascii="Garamond" w:hAnsi="Garamond"/>
           <w:lang w:val="es-ES"/>
         </w:rPr>
-        <w:t xml:space="preserve"> y guardar los dos en la nube. Luego, Python para crear un script dónde limpiar los datos, conectarse a s3 y subir </w:t>
-      </w:r>
-      <w:r>
-        <w:rPr>
-          <w:rFonts w:ascii="Garamond" w:hAnsi="Garamond"/>
-          <w:lang w:val="es-ES"/>
-        </w:rPr>
-        <w:t xml:space="preserve">los datos a sus respectivas </w:t>
-      </w:r>
-      <w:r>
-        <w:rPr>
-          <w:rFonts w:ascii="Garamond" w:hAnsi="Garamond"/>
-          <w:lang w:val="es-ES"/>
-        </w:rPr>
-        <w:t>carpetas. Por último, EC2 para</w:t>
-      </w:r>
-      <w:r>
-        <w:rPr>
-          <w:rFonts w:ascii="Garamond" w:hAnsi="Garamond"/>
-          <w:lang w:val="es-ES"/>
-        </w:rPr>
-        <w:t xml:space="preserve"> ejecutar el script y pasar las credenciales.</w:t>
-      </w:r>
-    </w:p>
-    <w:p>
-      <w:pPr>
-        <w:rPr>
-          <w:rFonts w:ascii="Garamond" w:hAnsi="Garamond"/>
-          <w:lang w:val="es-ES"/>
-        </w:rPr>
-      </w:pPr>
-    </w:p>
-    <w:p>
-      <w:pPr>
-        <w:rPr>
-          <w:rFonts w:ascii="Garamond" w:hAnsi="Garamond"/>
-          <w:lang w:val="es-ES"/>
-        </w:rPr>
-      </w:pPr>
-      <w:r>
-        <w:rPr>
-          <w:rFonts w:ascii="Garamond" w:hAnsi="Garamond"/>
-          <w:lang w:val="es-ES"/>
-        </w:rPr>
-        <w:t xml:space="preserve">Hemos creado un </w:t>
-      </w:r>
-      <w:r>
-        <w:rPr>
-          <w:rFonts w:ascii="Garamond" w:hAnsi="Garamond"/>
-          <w:lang w:val="es-ES"/>
-        </w:rPr>
-        <w:t xml:space="preserve">único </w:t>
-      </w:r>
-      <w:proofErr w:type="spellStart"/>
-      <w:r>
-        <w:rPr>
-          <w:rFonts w:ascii="Garamond" w:hAnsi="Garamond"/>
-          <w:lang w:val="es-ES"/>
-        </w:rPr>
-        <w:t>bucket</w:t>
-      </w:r>
-      <w:proofErr w:type="spellEnd"/>
-      <w:r>
-        <w:rPr>
-          <w:rFonts w:ascii="Garamond" w:hAnsi="Garamond"/>
-          <w:lang w:val="es-ES"/>
-        </w:rPr>
-        <w:t xml:space="preserve"> de </w:t>
-      </w:r>
-      <w:r>
-        <w:rPr>
-          <w:rFonts w:ascii="Garamond" w:hAnsi="Garamond"/>
-          <w:lang w:val="es-ES"/>
-        </w:rPr>
-        <w:t>S</w:t>
-      </w:r>
-      <w:r>
-        <w:rPr>
-          <w:rFonts w:ascii="Garamond" w:hAnsi="Garamond"/>
-          <w:lang w:val="es-ES"/>
-        </w:rPr>
-        <w:t xml:space="preserve">3 llamado </w:t>
-      </w:r>
-      <w:r>
-        <w:rPr>
-          <w:rFonts w:ascii="Garamond" w:hAnsi="Garamond"/>
-          <w:lang w:val="es-ES"/>
-        </w:rPr>
-        <w:t>“</w:t>
-      </w:r>
-      <w:proofErr w:type="spellStart"/>
-      <w:r>
-        <w:rPr>
-          <w:rFonts w:ascii="Garamond" w:hAnsi="Garamond"/>
-          <w:lang w:val="es-ES"/>
-        </w:rPr>
-        <w:t>tradingviewdata</w:t>
-      </w:r>
-      <w:proofErr w:type="spellEnd"/>
-      <w:r>
-        <w:rPr>
-          <w:rFonts w:ascii="Garamond" w:hAnsi="Garamond"/>
-          <w:lang w:val="es-ES"/>
-        </w:rPr>
-        <w:t>”</w:t>
-      </w:r>
-      <w:r>
-        <w:rPr>
-          <w:rFonts w:ascii="Garamond" w:hAnsi="Garamond"/>
-          <w:lang w:val="es-ES"/>
-        </w:rPr>
-        <w:t xml:space="preserve"> </w:t>
-      </w:r>
-      <w:r>
-        <w:rPr>
-          <w:rFonts w:ascii="Garamond" w:hAnsi="Garamond"/>
-          <w:lang w:val="es-ES"/>
-        </w:rPr>
-        <w:t>porque no</w:t>
-      </w:r>
-      <w:r>
-        <w:rPr>
-          <w:rFonts w:ascii="Garamond" w:hAnsi="Garamond"/>
-          <w:lang w:val="es-ES"/>
-        </w:rPr>
-        <w:t xml:space="preserve"> tenemos un tamaño de datos excesivo y, además,</w:t>
-      </w:r>
-      <w:r>
-        <w:rPr>
-          <w:rFonts w:ascii="Garamond" w:hAnsi="Garamond"/>
-          <w:lang w:val="es-ES"/>
-        </w:rPr>
-        <w:t xml:space="preserve"> necesitamos </w:t>
-      </w:r>
-      <w:r>
-        <w:rPr>
-          <w:rFonts w:ascii="Garamond" w:hAnsi="Garamond"/>
-          <w:lang w:val="es-ES"/>
-        </w:rPr>
-        <w:t>restringir el acceso de manera personalizada.</w:t>
-      </w:r>
-      <w:r>
-        <w:rPr>
-          <w:rFonts w:ascii="Garamond" w:hAnsi="Garamond"/>
-          <w:lang w:val="es-ES"/>
-        </w:rPr>
-        <w:t xml:space="preserve"> </w:t>
-      </w:r>
-      <w:r>
-        <w:rPr>
-          <w:rFonts w:ascii="Garamond" w:hAnsi="Garamond"/>
-          <w:lang w:val="es-ES"/>
-        </w:rPr>
-        <w:t>Dentro</w:t>
-      </w:r>
-      <w:r>
-        <w:rPr>
-          <w:rFonts w:ascii="Garamond" w:hAnsi="Garamond"/>
-          <w:lang w:val="es-ES"/>
-        </w:rPr>
-        <w:t xml:space="preserve"> </w:t>
-      </w:r>
-      <w:r>
-        <w:rPr>
-          <w:rFonts w:ascii="Garamond" w:hAnsi="Garamond"/>
-          <w:lang w:val="es-ES"/>
-        </w:rPr>
-        <w:t xml:space="preserve">del </w:t>
-      </w:r>
-      <w:proofErr w:type="spellStart"/>
-      <w:r>
-        <w:rPr>
-          <w:rFonts w:ascii="Garamond" w:hAnsi="Garamond"/>
-          <w:lang w:val="es-ES"/>
-        </w:rPr>
-        <w:t>bucket</w:t>
-      </w:r>
-      <w:proofErr w:type="spellEnd"/>
-      <w:r>
-        <w:rPr>
-          <w:rFonts w:ascii="Garamond" w:hAnsi="Garamond"/>
-          <w:lang w:val="es-ES"/>
-        </w:rPr>
-        <w:t xml:space="preserve"> hemos</w:t>
-      </w:r>
-      <w:r>
-        <w:rPr>
-          <w:rFonts w:ascii="Garamond" w:hAnsi="Garamond"/>
-          <w:lang w:val="es-ES"/>
-        </w:rPr>
-        <w:t xml:space="preserve"> creado</w:t>
-      </w:r>
-      <w:r>
-        <w:rPr>
-          <w:rFonts w:ascii="Garamond" w:hAnsi="Garamond"/>
-          <w:lang w:val="es-ES"/>
-        </w:rPr>
-        <w:t xml:space="preserve"> distintas carpetas, una por cada </w:t>
-      </w:r>
-      <w:r>
-        <w:rPr>
-          <w:rFonts w:ascii="Garamond" w:hAnsi="Garamond"/>
-          <w:lang w:val="es-ES"/>
-        </w:rPr>
-        <w:t xml:space="preserve">moneda. </w:t>
-      </w:r>
-      <w:r>
-        <w:rPr>
-          <w:rFonts w:ascii="Garamond" w:hAnsi="Garamond"/>
-          <w:lang w:val="es-ES"/>
-        </w:rPr>
-        <w:t>Al principio pensamos en separar primero por años</w:t>
-      </w:r>
-      <w:r>
-        <w:rPr>
-          <w:rFonts w:ascii="Garamond" w:hAnsi="Garamond"/>
-          <w:lang w:val="es-ES"/>
-        </w:rPr>
-        <w:t>,</w:t>
-      </w:r>
-      <w:r>
-        <w:rPr>
-          <w:rFonts w:ascii="Garamond" w:hAnsi="Garamond"/>
-          <w:lang w:val="es-ES"/>
-        </w:rPr>
-        <w:t xml:space="preserve"> pero nos dimos cuenta de que </w:t>
-      </w:r>
-      <w:r>
-        <w:rPr>
-          <w:rFonts w:ascii="Garamond" w:hAnsi="Garamond"/>
-          <w:lang w:val="es-ES"/>
-        </w:rPr>
-        <w:t xml:space="preserve">en la mayoría de los casos querríamos hacer consultas </w:t>
-      </w:r>
-      <w:r>
-        <w:rPr>
-          <w:rFonts w:ascii="Garamond" w:hAnsi="Garamond"/>
-          <w:lang w:val="es-ES"/>
-        </w:rPr>
-        <w:t xml:space="preserve">especificas por </w:t>
-      </w:r>
-      <w:r>
-        <w:rPr>
-          <w:rFonts w:ascii="Garamond" w:hAnsi="Garamond"/>
-          <w:lang w:val="es-ES"/>
-        </w:rPr>
-        <w:t xml:space="preserve">monedas en vez de por años </w:t>
-      </w:r>
-      <w:r>
-        <w:rPr>
-          <w:rFonts w:ascii="Garamond" w:hAnsi="Garamond"/>
-          <w:lang w:val="es-ES"/>
-        </w:rPr>
-        <w:t>entonces esto sería la manera más eficiente.</w:t>
-      </w:r>
-      <w:r>
-        <w:rPr>
-          <w:rFonts w:ascii="Garamond" w:hAnsi="Garamond"/>
-          <w:lang w:val="es-ES"/>
-        </w:rPr>
-        <w:t xml:space="preserve"> En el interior de cada carpeta decidimos subir un </w:t>
-      </w:r>
-      <w:proofErr w:type="spellStart"/>
-      <w:r>
-        <w:rPr>
-          <w:rFonts w:ascii="Garamond" w:hAnsi="Garamond"/>
-          <w:lang w:val="es-ES"/>
-        </w:rPr>
-        <w:t>csv</w:t>
-      </w:r>
-      <w:proofErr w:type="spellEnd"/>
-      <w:r>
-        <w:rPr>
-          <w:rFonts w:ascii="Garamond" w:hAnsi="Garamond"/>
-          <w:lang w:val="es-ES"/>
-        </w:rPr>
-        <w:t xml:space="preserve"> cada año</w:t>
-      </w:r>
-      <w:r>
-        <w:rPr>
-          <w:rFonts w:ascii="Garamond" w:hAnsi="Garamond"/>
-          <w:lang w:val="es-ES"/>
-        </w:rPr>
-        <w:t xml:space="preserve"> </w:t>
+        <w:t xml:space="preserve"> y le hemos asignado los permisos y requisitos de seguridad a mano </w:t>
+      </w:r>
+      <w:r>
+        <w:rPr>
+          <w:rFonts w:ascii="Garamond" w:hAnsi="Garamond"/>
+          <w:lang w:val="es-ES"/>
+        </w:rPr>
+        <w:t xml:space="preserve">a través de un rol </w:t>
       </w:r>
       <w:r>
         <w:rPr>
@@ -1552,314 +1344,76 @@
           <w:rFonts w:ascii="Garamond" w:hAnsi="Garamond"/>
           <w:lang w:val="es-ES"/>
         </w:rPr>
-        <w:t>optimizar las consultas por años puesto que es más rápido elegir directamente una carpeta que filtrar por años.</w:t>
-      </w:r>
-    </w:p>
-    <w:p>
-      <w:pPr>
-        <w:rPr>
-          <w:rFonts w:ascii="Garamond" w:hAnsi="Garamond"/>
-          <w:lang w:val="es-ES"/>
-        </w:rPr>
-      </w:pPr>
-    </w:p>
-    <w:p>
-      <w:pPr>
-        <w:rPr>
-          <w:rFonts w:ascii="Garamond" w:hAnsi="Garamond"/>
-          <w:lang w:val="es-ES"/>
-        </w:rPr>
-      </w:pPr>
-      <w:r>
-        <w:rPr>
-          <w:rFonts w:ascii="Garamond" w:hAnsi="Garamond"/>
-          <w:lang w:val="es-ES"/>
-        </w:rPr>
-        <w:t>Con respecto a</w:t>
-      </w:r>
-      <w:r>
-        <w:rPr>
-          <w:rFonts w:ascii="Garamond" w:hAnsi="Garamond"/>
-          <w:lang w:val="es-ES"/>
-        </w:rPr>
-        <w:t xml:space="preserve"> la limpieza de datos </w:t>
-      </w:r>
-      <w:r>
-        <w:rPr>
-          <w:rFonts w:ascii="Garamond" w:hAnsi="Garamond"/>
-          <w:lang w:val="es-ES"/>
-        </w:rPr>
-        <w:t xml:space="preserve">hemos usado la API </w:t>
-      </w:r>
-      <w:r>
-        <w:rPr>
-          <w:rFonts w:ascii="Garamond" w:hAnsi="Garamond"/>
-          <w:lang w:val="es-ES"/>
-        </w:rPr>
-        <w:t xml:space="preserve">de </w:t>
-      </w:r>
-      <w:proofErr w:type="spellStart"/>
-      <w:r>
-        <w:rPr>
-          <w:rFonts w:ascii="Garamond" w:hAnsi="Garamond"/>
-          <w:lang w:val="es-ES"/>
-        </w:rPr>
-        <w:t>TradingView</w:t>
-      </w:r>
-      <w:proofErr w:type="spellEnd"/>
-      <w:r>
-        <w:rPr>
-          <w:rFonts w:ascii="Garamond" w:hAnsi="Garamond"/>
-          <w:lang w:val="es-ES"/>
-        </w:rPr>
-        <w:t xml:space="preserve"> asegurándo</w:t>
-      </w:r>
-      <w:r>
-        <w:rPr>
-          <w:rFonts w:ascii="Garamond" w:hAnsi="Garamond"/>
-          <w:lang w:val="es-ES"/>
-        </w:rPr>
-        <w:t>nos</w:t>
-      </w:r>
-      <w:r>
-        <w:rPr>
-          <w:rFonts w:ascii="Garamond" w:hAnsi="Garamond"/>
-          <w:lang w:val="es-ES"/>
-        </w:rPr>
-        <w:t xml:space="preserve"> de que cada registro tenga información clara y estructurada antes de guardarlo. Primero, obtiene los datos históricos de cada criptomoneda en </w:t>
-      </w:r>
-      <w:proofErr w:type="spellStart"/>
-      <w:r>
-        <w:rPr>
-          <w:rFonts w:ascii="Garamond" w:hAnsi="Garamond"/>
-          <w:lang w:val="es-ES"/>
-        </w:rPr>
-        <w:t>cripto_info</w:t>
-      </w:r>
-      <w:proofErr w:type="spellEnd"/>
-      <w:r>
-        <w:rPr>
-          <w:rFonts w:ascii="Garamond" w:hAnsi="Garamond"/>
-          <w:lang w:val="es-ES"/>
-        </w:rPr>
-        <w:t xml:space="preserve">, especificando el </w:t>
-      </w:r>
-      <w:proofErr w:type="spellStart"/>
-      <w:r>
-        <w:rPr>
-          <w:rFonts w:ascii="Garamond" w:hAnsi="Garamond"/>
-          <w:lang w:val="es-ES"/>
-        </w:rPr>
-        <w:t>exchange</w:t>
-      </w:r>
-      <w:proofErr w:type="spellEnd"/>
-      <w:r>
-        <w:rPr>
-          <w:rFonts w:ascii="Garamond" w:hAnsi="Garamond"/>
-          <w:lang w:val="es-ES"/>
-        </w:rPr>
-        <w:t xml:space="preserve">, el par de trading y el intervalo diario. Luego, extrae el día, mes y año de cada registro a partir del índice de tiempo y restablece el índice para eliminar la dependencia del tiempo como índice principal. Posteriormente, divide los datos por año usando </w:t>
-      </w:r>
-      <w:proofErr w:type="spellStart"/>
-      <w:r>
-        <w:rPr>
-          <w:rFonts w:ascii="Garamond" w:hAnsi="Garamond"/>
-          <w:lang w:val="es-ES"/>
-        </w:rPr>
-        <w:t>groupby</w:t>
-      </w:r>
-      <w:proofErr w:type="spellEnd"/>
-      <w:r>
-        <w:rPr>
-          <w:rFonts w:ascii="Garamond" w:hAnsi="Garamond"/>
-          <w:lang w:val="es-ES"/>
-        </w:rPr>
-        <w:t>("</w:t>
-      </w:r>
-      <w:proofErr w:type="spellStart"/>
-      <w:r>
-        <w:rPr>
-          <w:rFonts w:ascii="Garamond" w:hAnsi="Garamond"/>
-          <w:lang w:val="es-ES"/>
-        </w:rPr>
-        <w:t>year</w:t>
-      </w:r>
-      <w:proofErr w:type="spellEnd"/>
-      <w:r>
-        <w:rPr>
-          <w:rFonts w:ascii="Garamond" w:hAnsi="Garamond"/>
-          <w:lang w:val="es-ES"/>
-        </w:rPr>
-        <w:t>"), eliminando la columna "</w:t>
-      </w:r>
-      <w:proofErr w:type="spellStart"/>
-      <w:r>
-        <w:rPr>
-          <w:rFonts w:ascii="Garamond" w:hAnsi="Garamond"/>
-          <w:lang w:val="es-ES"/>
-        </w:rPr>
-        <w:t>year</w:t>
-      </w:r>
-      <w:proofErr w:type="spellEnd"/>
-      <w:r>
-        <w:rPr>
-          <w:rFonts w:ascii="Garamond" w:hAnsi="Garamond"/>
-          <w:lang w:val="es-ES"/>
-        </w:rPr>
-        <w:t>" para evitar redundancias y asegurando que cada archivo CSV contenga solo datos de un año. Finalmente, guarda los datos organizados en archivos locales y los sube a AWS S3.</w:t>
-      </w:r>
-    </w:p>
-    <w:p>
-      <w:pPr>
-        <w:rPr>
-          <w:rFonts w:ascii="Garamond" w:hAnsi="Garamond"/>
-          <w:lang w:val="es-ES"/>
-        </w:rPr>
-      </w:pPr>
-    </w:p>
-    <w:p>
-      <w:pPr>
-        <w:rPr>
-          <w:rFonts w:ascii="Didot" w:eastAsia="Hiragino Mincho Pro W3" w:hAnsi="Didot" w:cs="Didot"/>
-          <w:b/>
-          <w:sz w:val="50"/>
-          <w:szCs w:val="50"/>
-          <w:lang w:val="es-ES"/>
-        </w:rPr>
-      </w:pPr>
-      <w:r>
-        <w:rPr>
-          <w:rFonts w:ascii="Didot" w:eastAsia="Hiragino Mincho Pro W3" w:hAnsi="Didot" w:cs="Didot"/>
-          <w:b/>
-          <w:bCs/>
-          <w:sz w:val="50"/>
-          <w:szCs w:val="50"/>
-          <w:lang w:val="es-ES"/>
-        </w:rPr>
-        <w:br w:type="page"/>
-      </w:r>
-    </w:p>
-    <w:p>
-      <w:pPr>
-        <w:pStyle w:val="Ttulo1"/>
-        <w:rPr>
-          <w:sz w:val="22"/>
-          <w:szCs w:val="22"/>
-          <w:lang w:val="es-ES"/>
-        </w:rPr>
-      </w:pPr>
-      <w:bookmarkStart w:id="2" w:name="_Toc177138898"/>
-      <w:r>
-        <w:rPr>
-          <w:lang w:val="es-ES"/>
-        </w:rPr>
-        <w:lastRenderedPageBreak/>
-        <w:t>Resultados</w:t>
-      </w:r>
-      <w:bookmarkEnd w:id="2"/>
-    </w:p>
-    <w:p>
-      <w:pPr>
-        <w:rPr>
-          <w:rFonts w:ascii="Garamond" w:hAnsi="Garamond"/>
-          <w:lang w:val="es-ES"/>
-        </w:rPr>
-      </w:pPr>
-      <w:r>
-        <w:rPr>
-          <w:rFonts w:ascii="Garamond" w:hAnsi="Garamond"/>
-          <w:lang w:val="es-ES"/>
-        </w:rPr>
-        <w:t xml:space="preserve">En primer </w:t>
-      </w:r>
-      <w:r>
-        <w:rPr>
-          <w:rFonts w:ascii="Garamond" w:hAnsi="Garamond"/>
-          <w:lang w:val="es-ES"/>
-        </w:rPr>
-        <w:t>lugar,</w:t>
-      </w:r>
-      <w:r>
-        <w:rPr>
-          <w:rFonts w:ascii="Garamond" w:hAnsi="Garamond"/>
-          <w:lang w:val="es-ES"/>
-        </w:rPr>
-        <w:t xml:space="preserve"> </w:t>
-      </w:r>
-      <w:r>
-        <w:rPr>
-          <w:rFonts w:ascii="Garamond" w:hAnsi="Garamond"/>
-          <w:lang w:val="es-ES"/>
-        </w:rPr>
-        <w:t xml:space="preserve">se creó </w:t>
-      </w:r>
-      <w:r>
-        <w:rPr>
-          <w:rFonts w:ascii="Garamond" w:hAnsi="Garamond"/>
-          <w:lang w:val="es-ES"/>
-        </w:rPr>
-        <w:t xml:space="preserve">el </w:t>
-      </w:r>
-      <w:proofErr w:type="spellStart"/>
-      <w:r>
-        <w:rPr>
-          <w:rFonts w:ascii="Garamond" w:hAnsi="Garamond"/>
-          <w:lang w:val="es-ES"/>
-        </w:rPr>
-        <w:t>bucket</w:t>
-      </w:r>
-      <w:proofErr w:type="spellEnd"/>
-      <w:r>
-        <w:rPr>
-          <w:rFonts w:ascii="Garamond" w:hAnsi="Garamond"/>
-          <w:lang w:val="es-ES"/>
-        </w:rPr>
-        <w:t xml:space="preserve"> de S3 “</w:t>
-      </w:r>
-      <w:proofErr w:type="spellStart"/>
-      <w:r>
-        <w:rPr>
-          <w:rFonts w:ascii="Garamond" w:hAnsi="Garamond"/>
-          <w:lang w:val="es-ES"/>
-        </w:rPr>
-        <w:t>tradingviewdata</w:t>
-      </w:r>
-      <w:proofErr w:type="spellEnd"/>
-      <w:r>
-        <w:rPr>
-          <w:rFonts w:ascii="Garamond" w:hAnsi="Garamond"/>
-          <w:lang w:val="es-ES"/>
-        </w:rPr>
-        <w:t>”.</w:t>
-      </w:r>
-    </w:p>
-    <w:p>
-      <w:pPr>
-        <w:rPr>
-          <w:rFonts w:ascii="Garamond" w:hAnsi="Garamond"/>
-          <w:lang w:val="es-ES"/>
-        </w:rPr>
-      </w:pPr>
-    </w:p>
-    <w:p>
-      <w:pPr>
-        <w:jc w:val="center"/>
-        <w:rPr>
-          <w:rFonts w:ascii="Garamond" w:hAnsi="Garamond"/>
-          <w:lang w:val="es-ES"/>
-        </w:rPr>
-      </w:pPr>
-      <w:r>
-        <w:rPr>
-          <w:rFonts w:ascii="Garamond" w:hAnsi="Garamond"/>
+        <w:t>que</w:t>
+      </w:r>
+      <w:r>
+        <w:rPr>
+          <w:rFonts w:ascii="Garamond" w:hAnsi="Garamond"/>
+          <w:lang w:val="es-ES"/>
+        </w:rPr>
+        <w:t xml:space="preserve"> solo t</w:t>
+      </w:r>
+      <w:r>
+        <w:rPr>
+          <w:rFonts w:ascii="Garamond" w:hAnsi="Garamond"/>
+          <w:lang w:val="es-ES"/>
+        </w:rPr>
+        <w:t>uviera</w:t>
+      </w:r>
+      <w:r>
+        <w:rPr>
+          <w:rFonts w:ascii="Garamond" w:hAnsi="Garamond"/>
+          <w:lang w:val="es-ES"/>
+        </w:rPr>
+        <w:t xml:space="preserve"> acceso </w:t>
+      </w:r>
+      <w:r>
+        <w:rPr>
+          <w:rFonts w:ascii="Garamond" w:hAnsi="Garamond"/>
+          <w:lang w:val="es-ES"/>
+        </w:rPr>
+        <w:t xml:space="preserve">a la carpeta que queríamos, </w:t>
+      </w:r>
+      <w:r>
+        <w:rPr>
+          <w:rFonts w:ascii="Garamond" w:hAnsi="Garamond"/>
+          <w:lang w:val="es-ES"/>
+        </w:rPr>
+        <w:t>asignándole solo permisos de lectura.</w:t>
+      </w:r>
+    </w:p>
+    <w:p>
+      <w:pPr>
+        <w:rPr>
+          <w:rFonts w:ascii="Garamond" w:hAnsi="Garamond"/>
+          <w:lang w:val="es-ES"/>
+        </w:rPr>
+      </w:pPr>
+    </w:p>
+    <w:p>
+      <w:pPr>
+        <w:rPr>
+          <w:rFonts w:ascii="Garamond" w:hAnsi="Garamond"/>
+          <w:lang w:val="es-ES"/>
+        </w:rPr>
+      </w:pPr>
+      <w:r>
+        <w:rPr>
           <w:noProof/>
-          <w:lang w:val="es-ES"/>
         </w:rPr>
         <w:drawing>
-          <wp:inline distT="0" distB="0" distL="0" distR="0" wp14:anchorId="6493CAF9" wp14:editId="3DBBC468">
-            <wp:extent cx="4254500" cy="1928161"/>
-            <wp:effectExtent l="0" t="0" r="0" b="0"/>
-            <wp:docPr id="703710303" name="Imagen 1" descr="Una captura de pantalla de una computadora&#10;&#10;Descripción generada automáticamente"/>
+          <wp:anchor distT="0" distB="0" distL="114300" distR="114300" simplePos="0" relativeHeight="251659264" behindDoc="0" locked="0" layoutInCell="1" allowOverlap="1" wp14:anchorId="4E235338" wp14:editId="0EC6A1EE">
+            <wp:simplePos x="0" y="0"/>
+            <wp:positionH relativeFrom="margin">
+              <wp:align>center</wp:align>
+            </wp:positionH>
+            <wp:positionV relativeFrom="paragraph">
+              <wp:posOffset>1253490</wp:posOffset>
+            </wp:positionV>
+            <wp:extent cx="2915805" cy="2187749"/>
+            <wp:effectExtent l="0" t="0" r="0" b="3175"/>
+            <wp:wrapTopAndBottom/>
+            <wp:docPr id="46145102" name="Imagen 1" descr="Introducing AWS Glue crawlers using AWS Lake Formation permission  management | AWS Big Data Blog"/>
             <wp:cNvGraphicFramePr>
               <a:graphicFrameLocks xmlns:a="http://schemas.openxmlformats.org/drawingml/2006/main" noChangeAspect="1"/>
             </wp:cNvGraphicFramePr>
@@ -1867,18 +1421,492 @@
               <a:graphicData uri="http://schemas.openxmlformats.org/drawingml/2006/picture">
                 <pic:pic xmlns:pic="http://schemas.openxmlformats.org/drawingml/2006/picture">
                   <pic:nvPicPr>
-                    <pic:cNvPr id="703710303" name="Imagen 1" descr="Una captura de pantalla de una computadora&#10;&#10;Descripción generada automáticamente"/>
-                    <pic:cNvPicPr/>
+                    <pic:cNvPr id="0" name="Picture 1" descr="Introducing AWS Glue crawlers using AWS Lake Formation permission  management | AWS Big Data Blog"/>
+                    <pic:cNvPicPr>
+                      <a:picLocks noChangeAspect="1" noChangeArrowheads="1"/>
+                    </pic:cNvPicPr>
                   </pic:nvPicPr>
                   <pic:blipFill rotWithShape="1">
-                    <a:blip r:embed="rId11"/>
-                    <a:srcRect t="14682"/>
+                    <a:blip r:embed="rId11">
+                      <a:extLst>
+                        <a:ext uri="{28A0092B-C50C-407E-A947-70E740481C1C}">
+                          <a14:useLocalDpi xmlns:a14="http://schemas.microsoft.com/office/drawing/2010/main" val="0"/>
+                        </a:ext>
+                      </a:extLst>
+                    </a:blip>
+                    <a:srcRect l="11516" t="5884" r="11533" b="1178"/>
                     <a:stretch/>
                   </pic:blipFill>
                   <pic:spPr bwMode="auto">
                     <a:xfrm>
                       <a:off x="0" y="0"/>
-                      <a:ext cx="4261423" cy="1931298"/>
+                      <a:ext cx="2915805" cy="2187749"/>
+                    </a:xfrm>
+                    <a:prstGeom prst="corner">
+                      <a:avLst/>
+                    </a:prstGeom>
+                    <a:noFill/>
+                    <a:ln>
+                      <a:noFill/>
+                    </a:ln>
+                    <a:extLst>
+                      <a:ext uri="{53640926-AAD7-44D8-BBD7-CCE9431645EC}">
+                        <a14:shadowObscured xmlns:a14="http://schemas.microsoft.com/office/drawing/2010/main"/>
+                      </a:ext>
+                    </a:extLst>
+                  </pic:spPr>
+                </pic:pic>
+              </a:graphicData>
+            </a:graphic>
+            <wp14:sizeRelH relativeFrom="margin">
+              <wp14:pctWidth>0</wp14:pctWidth>
+            </wp14:sizeRelH>
+            <wp14:sizeRelV relativeFrom="margin">
+              <wp14:pctHeight>0</wp14:pctHeight>
+            </wp14:sizeRelV>
+          </wp:anchor>
+        </w:drawing>
+      </w:r>
+      <w:r>
+        <w:rPr>
+          <w:rFonts w:ascii="Garamond" w:hAnsi="Garamond"/>
+          <w:lang w:val="es-ES"/>
+        </w:rPr>
+        <w:t xml:space="preserve">A continuación, hemos accedido al tutorial </w:t>
+      </w:r>
+      <w:r>
+        <w:rPr>
+          <w:rFonts w:ascii="Garamond" w:hAnsi="Garamond"/>
+          <w:lang w:val="es-ES"/>
+        </w:rPr>
+        <w:t xml:space="preserve">de AWS </w:t>
+      </w:r>
+      <w:proofErr w:type="spellStart"/>
+      <w:r>
+        <w:rPr>
+          <w:rFonts w:ascii="Garamond" w:hAnsi="Garamond"/>
+          <w:lang w:val="es-ES"/>
+        </w:rPr>
+        <w:t>Glue</w:t>
+      </w:r>
+      <w:proofErr w:type="spellEnd"/>
+      <w:r>
+        <w:rPr>
+          <w:rFonts w:ascii="Garamond" w:hAnsi="Garamond"/>
+          <w:lang w:val="es-ES"/>
+        </w:rPr>
+        <w:t xml:space="preserve"> proporcionado en la teoría para poder implementarlo en Python</w:t>
+      </w:r>
+      <w:r>
+        <w:rPr>
+          <w:rFonts w:ascii="Garamond" w:hAnsi="Garamond"/>
+          <w:lang w:val="es-ES"/>
+        </w:rPr>
+        <w:t xml:space="preserve"> de manera automatizada.</w:t>
+      </w:r>
+      <w:r>
+        <w:rPr>
+          <w:rFonts w:ascii="Garamond" w:hAnsi="Garamond"/>
+          <w:lang w:val="es-ES"/>
+        </w:rPr>
+        <w:t xml:space="preserve"> </w:t>
+      </w:r>
+      <w:r>
+        <w:rPr>
+          <w:rFonts w:ascii="Garamond" w:hAnsi="Garamond"/>
+          <w:lang w:val="es-ES"/>
+        </w:rPr>
+        <w:t xml:space="preserve">En primer lugar, se </w:t>
+      </w:r>
+      <w:r>
+        <w:rPr>
+          <w:rFonts w:ascii="Garamond" w:hAnsi="Garamond"/>
+          <w:lang w:val="es-ES"/>
+        </w:rPr>
+        <w:t>cre</w:t>
+      </w:r>
+      <w:r>
+        <w:rPr>
+          <w:rFonts w:ascii="Garamond" w:hAnsi="Garamond"/>
+          <w:lang w:val="es-ES"/>
+        </w:rPr>
+        <w:t>aron</w:t>
+      </w:r>
+      <w:r>
+        <w:rPr>
+          <w:rFonts w:ascii="Garamond" w:hAnsi="Garamond"/>
+          <w:lang w:val="es-ES"/>
+        </w:rPr>
+        <w:t xml:space="preserve"> una sesión a través de boto3 con nuestras credenciales</w:t>
+      </w:r>
+      <w:r>
+        <w:rPr>
+          <w:rFonts w:ascii="Garamond" w:hAnsi="Garamond"/>
+          <w:lang w:val="es-ES"/>
+        </w:rPr>
+        <w:t xml:space="preserve"> y un cliente </w:t>
+      </w:r>
+      <w:r>
+        <w:rPr>
+          <w:rFonts w:ascii="Garamond" w:hAnsi="Garamond"/>
+          <w:lang w:val="es-ES"/>
+        </w:rPr>
+        <w:t xml:space="preserve">de esa sesión que se conectase a </w:t>
+      </w:r>
+      <w:r>
+        <w:rPr>
+          <w:rFonts w:ascii="Garamond" w:hAnsi="Garamond"/>
+          <w:i/>
+          <w:iCs/>
+          <w:lang w:val="es-ES"/>
+        </w:rPr>
+        <w:t>boto3</w:t>
+      </w:r>
+      <w:r>
+        <w:rPr>
+          <w:rFonts w:ascii="Garamond" w:hAnsi="Garamond"/>
+          <w:lang w:val="es-ES"/>
+        </w:rPr>
+        <w:t xml:space="preserve">. </w:t>
+      </w:r>
+      <w:r>
+        <w:rPr>
+          <w:rFonts w:ascii="Garamond" w:hAnsi="Garamond"/>
+          <w:lang w:val="es-ES"/>
+        </w:rPr>
+        <w:t>Luego, se creab</w:t>
+      </w:r>
+      <w:r>
+        <w:rPr>
+          <w:rFonts w:ascii="Garamond" w:hAnsi="Garamond"/>
+          <w:lang w:val="es-ES"/>
+        </w:rPr>
+        <w:t>an</w:t>
+      </w:r>
+      <w:r>
+        <w:rPr>
+          <w:rFonts w:ascii="Garamond" w:hAnsi="Garamond"/>
+          <w:lang w:val="es-ES"/>
+        </w:rPr>
+        <w:t xml:space="preserve"> una </w:t>
+      </w:r>
+      <w:proofErr w:type="spellStart"/>
+      <w:r>
+        <w:rPr>
+          <w:rFonts w:ascii="Garamond" w:hAnsi="Garamond"/>
+          <w:i/>
+          <w:iCs/>
+          <w:lang w:val="es-ES"/>
+        </w:rPr>
+        <w:t>database</w:t>
+      </w:r>
+      <w:proofErr w:type="spellEnd"/>
+      <w:r>
+        <w:rPr>
+          <w:rFonts w:ascii="Garamond" w:hAnsi="Garamond"/>
+          <w:lang w:val="es-ES"/>
+        </w:rPr>
+        <w:t xml:space="preserve"> y un </w:t>
+      </w:r>
+      <w:proofErr w:type="spellStart"/>
+      <w:r>
+        <w:rPr>
+          <w:rFonts w:ascii="Garamond" w:hAnsi="Garamond"/>
+          <w:i/>
+          <w:iCs/>
+          <w:lang w:val="es-ES"/>
+        </w:rPr>
+        <w:t>crawler</w:t>
+      </w:r>
+      <w:proofErr w:type="spellEnd"/>
+      <w:r>
+        <w:rPr>
+          <w:rFonts w:ascii="Garamond" w:hAnsi="Garamond"/>
+          <w:lang w:val="es-ES"/>
+        </w:rPr>
+        <w:t xml:space="preserve"> </w:t>
+      </w:r>
+      <w:r>
+        <w:rPr>
+          <w:rFonts w:ascii="Garamond" w:hAnsi="Garamond"/>
+          <w:lang w:val="es-ES"/>
+        </w:rPr>
+        <w:t xml:space="preserve">con los nombres correspondientes. Por último, </w:t>
+      </w:r>
+      <w:r>
+        <w:rPr>
+          <w:rFonts w:ascii="Garamond" w:hAnsi="Garamond"/>
+          <w:lang w:val="es-ES"/>
+        </w:rPr>
+        <w:t xml:space="preserve">se inicializaba el </w:t>
+      </w:r>
+      <w:proofErr w:type="spellStart"/>
+      <w:r>
+        <w:rPr>
+          <w:rFonts w:ascii="Garamond" w:hAnsi="Garamond"/>
+          <w:i/>
+          <w:iCs/>
+          <w:lang w:val="es-ES"/>
+        </w:rPr>
+        <w:t>crawler</w:t>
+      </w:r>
+      <w:proofErr w:type="spellEnd"/>
+      <w:r>
+        <w:rPr>
+          <w:rFonts w:ascii="Garamond" w:hAnsi="Garamond"/>
+          <w:lang w:val="es-ES"/>
+        </w:rPr>
+        <w:t xml:space="preserve"> </w:t>
+      </w:r>
+      <w:r>
+        <w:rPr>
+          <w:rFonts w:ascii="Garamond" w:hAnsi="Garamond"/>
+          <w:lang w:val="es-ES"/>
+        </w:rPr>
+        <w:t xml:space="preserve">correspondiente al </w:t>
+      </w:r>
+      <w:proofErr w:type="spellStart"/>
+      <w:r>
+        <w:rPr>
+          <w:rFonts w:ascii="Garamond" w:hAnsi="Garamond"/>
+          <w:i/>
+          <w:iCs/>
+          <w:lang w:val="es-ES"/>
+        </w:rPr>
+        <w:t>bucket</w:t>
+      </w:r>
+      <w:proofErr w:type="spellEnd"/>
+      <w:r>
+        <w:rPr>
+          <w:rFonts w:ascii="Garamond" w:hAnsi="Garamond"/>
+          <w:lang w:val="es-ES"/>
+        </w:rPr>
+        <w:t xml:space="preserve"> de S3 de </w:t>
+      </w:r>
+      <w:proofErr w:type="spellStart"/>
+      <w:r>
+        <w:rPr>
+          <w:rFonts w:ascii="Garamond" w:hAnsi="Garamond"/>
+          <w:i/>
+          <w:iCs/>
+          <w:lang w:val="es-ES"/>
+        </w:rPr>
+        <w:t>tradingviewdata</w:t>
+      </w:r>
+      <w:proofErr w:type="spellEnd"/>
+      <w:r>
+        <w:rPr>
+          <w:rFonts w:ascii="Garamond" w:hAnsi="Garamond"/>
+          <w:lang w:val="es-ES"/>
+        </w:rPr>
+        <w:t xml:space="preserve"> </w:t>
+      </w:r>
+      <w:r>
+        <w:rPr>
+          <w:rFonts w:ascii="Garamond" w:hAnsi="Garamond"/>
+          <w:lang w:val="es-ES"/>
+        </w:rPr>
+        <w:t xml:space="preserve">para </w:t>
+      </w:r>
+      <w:r>
+        <w:rPr>
+          <w:rFonts w:ascii="Garamond" w:hAnsi="Garamond"/>
+          <w:lang w:val="es-ES"/>
+        </w:rPr>
+        <w:t>crear una tabla con sus metadatos</w:t>
+      </w:r>
+      <w:r>
+        <w:rPr>
+          <w:rFonts w:ascii="Garamond" w:hAnsi="Garamond"/>
+          <w:lang w:val="es-ES"/>
+        </w:rPr>
+        <w:t xml:space="preserve"> (</w:t>
+      </w:r>
+      <w:r>
+        <w:rPr>
+          <w:rFonts w:ascii="Garamond" w:hAnsi="Garamond"/>
+          <w:lang w:val="es-ES"/>
+        </w:rPr>
+        <w:t>el tipo de d</w:t>
+      </w:r>
+      <w:r>
+        <w:rPr>
+          <w:rFonts w:ascii="Garamond" w:hAnsi="Garamond"/>
+          <w:lang w:val="es-ES"/>
+        </w:rPr>
+        <w:t>ato en cada columna, el nombre de las columnas</w:t>
+      </w:r>
+      <w:r>
+        <w:rPr>
+          <w:rFonts w:ascii="Garamond" w:hAnsi="Garamond"/>
+          <w:lang w:val="es-ES"/>
+        </w:rPr>
+        <w:t>…).</w:t>
+      </w:r>
+      <w:r>
+        <w:rPr>
+          <w:rFonts w:ascii="Didot" w:eastAsia="Hiragino Mincho Pro W3" w:hAnsi="Didot" w:cs="Didot"/>
+          <w:b/>
+          <w:bCs/>
+          <w:sz w:val="50"/>
+          <w:szCs w:val="50"/>
+          <w:lang w:val="es-ES"/>
+        </w:rPr>
+        <w:br w:type="page"/>
+      </w:r>
+    </w:p>
+    <w:p>
+      <w:pPr>
+        <w:pStyle w:val="Ttulo1"/>
+        <w:rPr>
+          <w:sz w:val="22"/>
+          <w:szCs w:val="22"/>
+          <w:lang w:val="es-ES"/>
+        </w:rPr>
+      </w:pPr>
+      <w:bookmarkStart w:id="2" w:name="_Toc177138898"/>
+      <w:r>
+        <w:rPr>
+          <w:lang w:val="es-ES"/>
+        </w:rPr>
+        <w:lastRenderedPageBreak/>
+        <w:t>Resultados</w:t>
+      </w:r>
+      <w:bookmarkEnd w:id="2"/>
+    </w:p>
+    <w:p>
+      <w:pPr>
+        <w:rPr>
+          <w:rFonts w:ascii="Garamond" w:hAnsi="Garamond"/>
+          <w:lang w:val="es-ES"/>
+        </w:rPr>
+      </w:pPr>
+      <w:r>
+        <w:rPr>
+          <w:rFonts w:ascii="Garamond" w:hAnsi="Garamond"/>
+          <w:lang w:val="es-ES"/>
+        </w:rPr>
+        <w:t xml:space="preserve">A </w:t>
+      </w:r>
+      <w:proofErr w:type="gramStart"/>
+      <w:r>
+        <w:rPr>
+          <w:rFonts w:ascii="Garamond" w:hAnsi="Garamond"/>
+          <w:lang w:val="es-ES"/>
+        </w:rPr>
+        <w:t>continuación</w:t>
+      </w:r>
+      <w:proofErr w:type="gramEnd"/>
+      <w:r>
+        <w:rPr>
+          <w:rFonts w:ascii="Garamond" w:hAnsi="Garamond"/>
+          <w:lang w:val="es-ES"/>
+        </w:rPr>
+        <w:t xml:space="preserve"> </w:t>
+      </w:r>
+      <w:r>
+        <w:rPr>
+          <w:rFonts w:ascii="Garamond" w:hAnsi="Garamond"/>
+          <w:lang w:val="es-ES"/>
+        </w:rPr>
+        <w:t xml:space="preserve">se muestran los resultados obtenidos a través de Python desde </w:t>
+      </w:r>
+      <w:r>
+        <w:rPr>
+          <w:rFonts w:ascii="Garamond" w:hAnsi="Garamond"/>
+          <w:lang w:val="es-ES"/>
+        </w:rPr>
+        <w:t>la interfaz de AWS.</w:t>
+      </w:r>
+      <w:r>
+        <w:rPr>
+          <w:rFonts w:ascii="Garamond" w:hAnsi="Garamond"/>
+          <w:lang w:val="es-ES"/>
+        </w:rPr>
+        <w:t xml:space="preserve"> Primero fue creada la </w:t>
+      </w:r>
+      <w:proofErr w:type="spellStart"/>
+      <w:r>
+        <w:rPr>
+          <w:rFonts w:ascii="Garamond" w:hAnsi="Garamond"/>
+          <w:i/>
+          <w:iCs/>
+          <w:lang w:val="es-ES"/>
+        </w:rPr>
+        <w:t>database</w:t>
+      </w:r>
+      <w:proofErr w:type="spellEnd"/>
+      <w:r>
+        <w:rPr>
+          <w:rFonts w:ascii="Garamond" w:hAnsi="Garamond"/>
+          <w:lang w:val="es-ES"/>
+        </w:rPr>
+        <w:t xml:space="preserve"> y luego el </w:t>
+      </w:r>
+      <w:proofErr w:type="spellStart"/>
+      <w:r>
+        <w:rPr>
+          <w:rFonts w:ascii="Garamond" w:hAnsi="Garamond"/>
+          <w:i/>
+          <w:iCs/>
+          <w:lang w:val="es-ES"/>
+        </w:rPr>
+        <w:t>crawler</w:t>
+      </w:r>
+      <w:proofErr w:type="spellEnd"/>
+      <w:r>
+        <w:rPr>
+          <w:rFonts w:ascii="Garamond" w:hAnsi="Garamond"/>
+          <w:lang w:val="es-ES"/>
+        </w:rPr>
+        <w:t>.</w:t>
+      </w:r>
+    </w:p>
+    <w:p>
+      <w:pPr>
+        <w:rPr>
+          <w:rFonts w:ascii="Garamond" w:hAnsi="Garamond"/>
+          <w:lang w:val="es-ES"/>
+        </w:rPr>
+      </w:pPr>
+    </w:p>
+    <w:p>
+      <w:pPr>
+        <w:rPr>
+          <w:rFonts w:ascii="Garamond" w:hAnsi="Garamond"/>
+          <w:lang w:val="es-ES"/>
+        </w:rPr>
+      </w:pPr>
+      <w:r>
+        <w:rPr>
+          <w:rFonts w:ascii="Garamond" w:hAnsi="Garamond"/>
+          <w:noProof/>
+          <w:lang w:val="es-ES"/>
+        </w:rPr>
+        <w:drawing>
+          <wp:inline distT="0" distB="0" distL="0" distR="0" wp14:anchorId="378C0E79" wp14:editId="16EAE6CD">
+            <wp:extent cx="5943600" cy="1129145"/>
+            <wp:effectExtent l="0" t="0" r="0" b="0"/>
+            <wp:docPr id="1252684985" name="Imagen 1" descr="Interfaz de usuario gráfica, Texto, Aplicación&#10;&#10;El contenido generado por IA puede ser incorrecto."/>
+            <wp:cNvGraphicFramePr>
+              <a:graphicFrameLocks xmlns:a="http://schemas.openxmlformats.org/drawingml/2006/main" noChangeAspect="1"/>
+            </wp:cNvGraphicFramePr>
+            <a:graphic xmlns:a="http://schemas.openxmlformats.org/drawingml/2006/main">
+              <a:graphicData uri="http://schemas.openxmlformats.org/drawingml/2006/picture">
+                <pic:pic xmlns:pic="http://schemas.openxmlformats.org/drawingml/2006/picture">
+                  <pic:nvPicPr>
+                    <pic:cNvPr id="1252684985" name="Imagen 1" descr="Interfaz de usuario gráfica, Texto, Aplicación&#10;&#10;El contenido generado por IA puede ser incorrecto."/>
+                    <pic:cNvPicPr/>
+                  </pic:nvPicPr>
+                  <pic:blipFill rotWithShape="1">
+                    <a:blip r:embed="rId12"/>
+                    <a:srcRect b="40529"/>
+                    <a:stretch/>
+                  </pic:blipFill>
+                  <pic:spPr bwMode="auto">
+                    <a:xfrm>
+                      <a:off x="0" y="0"/>
+                      <a:ext cx="5943600" cy="1129145"/>
                     </a:xfrm>
                     <a:prstGeom prst="rect">
                       <a:avLst/>
@@ -1917,161 +1945,14 @@
       <w:r>
         <w:rPr>
           <w:rFonts w:ascii="Garamond" w:hAnsi="Garamond"/>
-          <w:lang w:val="es-ES"/>
-        </w:rPr>
-        <w:t>Luego, ejecutamos</w:t>
-      </w:r>
-      <w:r>
-        <w:rPr>
-          <w:rFonts w:ascii="Garamond" w:hAnsi="Garamond"/>
-          <w:lang w:val="es-ES"/>
-        </w:rPr>
-        <w:t xml:space="preserve"> el script con sus respectivas credenciales</w:t>
-      </w:r>
-      <w:r>
-        <w:rPr>
-          <w:rFonts w:ascii="Garamond" w:hAnsi="Garamond"/>
-          <w:lang w:val="es-ES"/>
-        </w:rPr>
-        <w:t xml:space="preserve"> </w:t>
-      </w:r>
-      <w:r>
-        <w:rPr>
-          <w:rFonts w:ascii="Garamond" w:hAnsi="Garamond"/>
-          <w:lang w:val="es-ES"/>
-        </w:rPr>
-        <w:t xml:space="preserve">en EC2 </w:t>
-      </w:r>
-      <w:r>
-        <w:rPr>
-          <w:rFonts w:ascii="Garamond" w:hAnsi="Garamond"/>
-          <w:lang w:val="es-ES"/>
-        </w:rPr>
-        <w:t xml:space="preserve">y conseguimos </w:t>
-      </w:r>
-      <w:r>
-        <w:rPr>
-          <w:rFonts w:ascii="Garamond" w:hAnsi="Garamond"/>
-          <w:lang w:val="es-ES"/>
-        </w:rPr>
-        <w:t xml:space="preserve">acceder </w:t>
-      </w:r>
-      <w:r>
-        <w:rPr>
-          <w:rFonts w:ascii="Garamond" w:hAnsi="Garamond"/>
-          <w:lang w:val="es-ES"/>
-        </w:rPr>
-        <w:t xml:space="preserve">a nuestro </w:t>
-      </w:r>
-      <w:proofErr w:type="spellStart"/>
-      <w:r>
-        <w:rPr>
-          <w:rFonts w:ascii="Garamond" w:hAnsi="Garamond"/>
-          <w:lang w:val="es-ES"/>
-        </w:rPr>
-        <w:t>bucket</w:t>
-      </w:r>
-      <w:proofErr w:type="spellEnd"/>
-      <w:r>
-        <w:rPr>
-          <w:rFonts w:ascii="Garamond" w:hAnsi="Garamond"/>
-          <w:lang w:val="es-ES"/>
-        </w:rPr>
-        <w:t xml:space="preserve"> de S3</w:t>
-      </w:r>
-      <w:r>
-        <w:rPr>
-          <w:rFonts w:ascii="Garamond" w:hAnsi="Garamond"/>
-          <w:lang w:val="es-ES"/>
-        </w:rPr>
-        <w:t>.</w:t>
-      </w:r>
-      <w:r>
-        <w:rPr>
-          <w:rFonts w:ascii="Garamond" w:hAnsi="Garamond"/>
-          <w:lang w:val="es-ES"/>
-        </w:rPr>
-        <w:t xml:space="preserve"> </w:t>
-      </w:r>
-      <w:r>
-        <w:rPr>
-          <w:rFonts w:ascii="Garamond" w:hAnsi="Garamond"/>
-          <w:lang w:val="es-ES"/>
-        </w:rPr>
-        <w:t>Desde ahí cargamos</w:t>
-      </w:r>
-      <w:r>
-        <w:rPr>
-          <w:rFonts w:ascii="Garamond" w:hAnsi="Garamond"/>
-          <w:lang w:val="es-ES"/>
-        </w:rPr>
-        <w:t xml:space="preserve"> los </w:t>
-      </w:r>
-      <w:r>
-        <w:rPr>
-          <w:rFonts w:ascii="Garamond" w:hAnsi="Garamond"/>
-          <w:lang w:val="es-ES"/>
-        </w:rPr>
-        <w:t>.</w:t>
-      </w:r>
-      <w:proofErr w:type="spellStart"/>
-      <w:r>
-        <w:rPr>
-          <w:rFonts w:ascii="Garamond" w:hAnsi="Garamond"/>
-          <w:lang w:val="es-ES"/>
-        </w:rPr>
-        <w:t>csv</w:t>
-      </w:r>
-      <w:proofErr w:type="spellEnd"/>
-      <w:r>
-        <w:rPr>
-          <w:rFonts w:ascii="Garamond" w:hAnsi="Garamond"/>
-          <w:lang w:val="es-ES"/>
-        </w:rPr>
-        <w:t xml:space="preserve"> con el esquema deseado</w:t>
-      </w:r>
-      <w:r>
-        <w:rPr>
-          <w:rFonts w:ascii="Garamond" w:hAnsi="Garamond"/>
-          <w:lang w:val="es-ES"/>
-        </w:rPr>
-        <w:t xml:space="preserve"> de manera automatizada</w:t>
-      </w:r>
-      <w:r>
-        <w:rPr>
-          <w:rFonts w:ascii="Garamond" w:hAnsi="Garamond"/>
-          <w:lang w:val="es-ES"/>
-        </w:rPr>
-        <w:t>.</w:t>
-      </w:r>
-    </w:p>
-    <w:p>
-      <w:pPr>
-        <w:rPr>
-          <w:rFonts w:ascii="Garamond" w:hAnsi="Garamond"/>
-          <w:lang w:val="es-ES"/>
-        </w:rPr>
-      </w:pPr>
-    </w:p>
-    <w:p>
-      <w:pPr>
-        <w:jc w:val="center"/>
-        <w:rPr>
-          <w:rFonts w:ascii="Garamond" w:hAnsi="Garamond"/>
-          <w:lang w:val="es-ES"/>
-        </w:rPr>
-      </w:pPr>
-      <w:r>
-        <w:rPr>
-          <w:rFonts w:ascii="Garamond" w:hAnsi="Garamond"/>
           <w:noProof/>
           <w:lang w:val="es-ES"/>
         </w:rPr>
         <w:drawing>
-          <wp:inline distT="0" distB="0" distL="0" distR="0" wp14:anchorId="7B74594E" wp14:editId="4C22EB6D">
-            <wp:extent cx="4265539" cy="1924050"/>
-            <wp:effectExtent l="0" t="0" r="1905" b="0"/>
-            <wp:docPr id="2046873152" name="Imagen 1" descr="Una captura de pantalla de una computadora&#10;&#10;Descripción generada automáticamente"/>
+          <wp:inline distT="0" distB="0" distL="0" distR="0" wp14:anchorId="1B12411A" wp14:editId="630070A1">
+            <wp:extent cx="5943600" cy="1413163"/>
+            <wp:effectExtent l="0" t="0" r="0" b="0"/>
+            <wp:docPr id="2136027873" name="Imagen 1" descr="Una captura de pantalla de una red social&#10;&#10;El contenido generado por IA puede ser incorrecto."/>
             <wp:cNvGraphicFramePr>
               <a:graphicFrameLocks xmlns:a="http://schemas.openxmlformats.org/drawingml/2006/main" noChangeAspect="1"/>
             </wp:cNvGraphicFramePr>
@@ -2079,18 +1960,18 @@
               <a:graphicData uri="http://schemas.openxmlformats.org/drawingml/2006/picture">
                 <pic:pic xmlns:pic="http://schemas.openxmlformats.org/drawingml/2006/picture">
                   <pic:nvPicPr>
-                    <pic:cNvPr id="2046873152" name="Imagen 1" descr="Una captura de pantalla de una computadora&#10;&#10;Descripción generada automáticamente"/>
+                    <pic:cNvPr id="2136027873" name="Imagen 1" descr="Una captura de pantalla de una red social&#10;&#10;El contenido generado por IA puede ser incorrecto."/>
                     <pic:cNvPicPr/>
                   </pic:nvPicPr>
                   <pic:blipFill rotWithShape="1">
-                    <a:blip r:embed="rId12"/>
-                    <a:srcRect t="15084"/>
+                    <a:blip r:embed="rId13"/>
+                    <a:srcRect b="25144"/>
                     <a:stretch/>
                   </pic:blipFill>
                   <pic:spPr bwMode="auto">
                     <a:xfrm>
                       <a:off x="0" y="0"/>
-                      <a:ext cx="4273404" cy="1927598"/>
+                      <a:ext cx="5943600" cy="1413163"/>
                     </a:xfrm>
                     <a:prstGeom prst="rect">
                       <a:avLst/>
@@ -2131,27 +2012,90 @@
           <w:rFonts w:ascii="Garamond" w:hAnsi="Garamond"/>
           <w:lang w:val="es-ES"/>
         </w:rPr>
-        <w:t>Dentro</w:t>
-      </w:r>
-      <w:r>
-        <w:rPr>
-          <w:rFonts w:ascii="Garamond" w:hAnsi="Garamond"/>
-          <w:lang w:val="es-ES"/>
-        </w:rPr>
-        <w:t xml:space="preserve"> de cada carpeta tenemos los cuatro años correspondientes.</w:t>
-      </w:r>
-    </w:p>
-    <w:p>
-      <w:pPr>
-        <w:rPr>
-          <w:rFonts w:ascii="Garamond" w:hAnsi="Garamond"/>
-          <w:lang w:val="es-ES"/>
-        </w:rPr>
-      </w:pPr>
-    </w:p>
-    <w:p>
-      <w:pPr>
-        <w:jc w:val="center"/>
+        <w:t xml:space="preserve">Y por último el </w:t>
+      </w:r>
+      <w:proofErr w:type="spellStart"/>
+      <w:r>
+        <w:rPr>
+          <w:rFonts w:ascii="Garamond" w:hAnsi="Garamond"/>
+          <w:i/>
+          <w:iCs/>
+          <w:lang w:val="es-ES"/>
+        </w:rPr>
+        <w:t>crawler</w:t>
+      </w:r>
+      <w:proofErr w:type="spellEnd"/>
+      <w:r>
+        <w:rPr>
+          <w:rFonts w:ascii="Garamond" w:hAnsi="Garamond"/>
+          <w:lang w:val="es-ES"/>
+        </w:rPr>
+        <w:t xml:space="preserve"> creo la tabla correspondiente al </w:t>
+      </w:r>
+      <w:proofErr w:type="spellStart"/>
+      <w:r>
+        <w:rPr>
+          <w:rFonts w:ascii="Garamond" w:hAnsi="Garamond"/>
+          <w:i/>
+          <w:iCs/>
+          <w:lang w:val="es-ES"/>
+        </w:rPr>
+        <w:t>bucket</w:t>
+      </w:r>
+      <w:proofErr w:type="spellEnd"/>
+      <w:r>
+        <w:rPr>
+          <w:rFonts w:ascii="Garamond" w:hAnsi="Garamond"/>
+          <w:lang w:val="es-ES"/>
+        </w:rPr>
+        <w:t xml:space="preserve"> de S3</w:t>
+      </w:r>
+      <w:r>
+        <w:rPr>
+          <w:rFonts w:ascii="Garamond" w:hAnsi="Garamond"/>
+          <w:lang w:val="es-ES"/>
+        </w:rPr>
+        <w:t xml:space="preserve"> con su esquema</w:t>
+      </w:r>
+      <w:r>
+        <w:rPr>
+          <w:rFonts w:ascii="Garamond" w:hAnsi="Garamond"/>
+          <w:lang w:val="es-ES"/>
+        </w:rPr>
+        <w:t xml:space="preserve"> que fue </w:t>
+      </w:r>
+      <w:r>
+        <w:rPr>
+          <w:rFonts w:ascii="Garamond" w:hAnsi="Garamond"/>
+          <w:lang w:val="es-ES"/>
+        </w:rPr>
+        <w:t xml:space="preserve">revisado para asegurar </w:t>
+      </w:r>
+      <w:r>
+        <w:rPr>
+          <w:rFonts w:ascii="Garamond" w:hAnsi="Garamond"/>
+          <w:lang w:val="es-ES"/>
+        </w:rPr>
+        <w:t>que los datos fuesen correctos</w:t>
+      </w:r>
+      <w:r>
+        <w:rPr>
+          <w:rFonts w:ascii="Garamond" w:hAnsi="Garamond"/>
+          <w:lang w:val="es-ES"/>
+        </w:rPr>
+        <w:t>.</w:t>
+      </w:r>
+    </w:p>
+    <w:p>
+      <w:pPr>
+        <w:rPr>
+          <w:rFonts w:ascii="Garamond" w:hAnsi="Garamond"/>
+          <w:lang w:val="es-ES"/>
+        </w:rPr>
+      </w:pPr>
+    </w:p>
+    <w:p>
+      <w:pPr>
         <w:rPr>
           <w:rFonts w:ascii="Garamond" w:hAnsi="Garamond"/>
           <w:lang w:val="es-ES"/>
@@ -2164,10 +2108,10 @@
           <w:lang w:val="es-ES"/>
         </w:rPr>
         <w:drawing>
-          <wp:inline distT="0" distB="0" distL="0" distR="0" wp14:anchorId="62A5E69F" wp14:editId="306A9643">
-            <wp:extent cx="4255462" cy="1924050"/>
-            <wp:effectExtent l="0" t="0" r="0" b="0"/>
-            <wp:docPr id="1317370544" name="Imagen 1" descr="Una captura de pantalla de una computadora&#10;&#10;Descripción generada automáticamente"/>
+          <wp:inline distT="0" distB="0" distL="0" distR="0" wp14:anchorId="0897750C" wp14:editId="5A4C36F6">
+            <wp:extent cx="5943600" cy="1406237"/>
+            <wp:effectExtent l="0" t="0" r="0" b="3810"/>
+            <wp:docPr id="2147076230" name="Imagen 1" descr="Interfaz de usuario gráfica, Texto, Aplicación&#10;&#10;El contenido generado por IA puede ser incorrecto."/>
             <wp:cNvGraphicFramePr>
               <a:graphicFrameLocks xmlns:a="http://schemas.openxmlformats.org/drawingml/2006/main" noChangeAspect="1"/>
             </wp:cNvGraphicFramePr>
@@ -2175,18 +2119,18 @@
               <a:graphicData uri="http://schemas.openxmlformats.org/drawingml/2006/picture">
                 <pic:pic xmlns:pic="http://schemas.openxmlformats.org/drawingml/2006/picture">
                   <pic:nvPicPr>
-                    <pic:cNvPr id="1317370544" name="Imagen 1" descr="Una captura de pantalla de una computadora&#10;&#10;Descripción generada automáticamente"/>
+                    <pic:cNvPr id="2147076230" name="Imagen 1" descr="Interfaz de usuario gráfica, Texto, Aplicación&#10;&#10;El contenido generado por IA puede ser incorrecto."/>
                     <pic:cNvPicPr/>
                   </pic:nvPicPr>
                   <pic:blipFill rotWithShape="1">
-                    <a:blip r:embed="rId13"/>
-                    <a:srcRect t="14883"/>
+                    <a:blip r:embed="rId14"/>
+                    <a:srcRect b="26305"/>
                     <a:stretch/>
                   </pic:blipFill>
                   <pic:spPr bwMode="auto">
                     <a:xfrm>
                       <a:off x="0" y="0"/>
-                      <a:ext cx="4271171" cy="1931153"/>
+                      <a:ext cx="5943600" cy="1406237"/>
                     </a:xfrm>
                     <a:prstGeom prst="rect">
                       <a:avLst/>
@@ -2214,20 +2158,47 @@
           <w:lang w:val="es-ES"/>
         </w:rPr>
       </w:pPr>
-    </w:p>
-    <w:p>
-      <w:pPr>
-        <w:rPr>
-          <w:rFonts w:ascii="Garamond" w:hAnsi="Garamond"/>
-          <w:lang w:val="es-ES"/>
-        </w:rPr>
-      </w:pPr>
-      <w:r>
-        <w:rPr>
-          <w:rFonts w:ascii="Garamond" w:hAnsi="Garamond"/>
-          <w:lang w:val="es-ES"/>
-        </w:rPr>
-        <w:t>Conseguimos los resultados deseados.</w:t>
+      <w:r>
+        <w:rPr>
+          <w:rFonts w:ascii="Garamond" w:hAnsi="Garamond"/>
+          <w:noProof/>
+          <w:lang w:val="es-ES"/>
+        </w:rPr>
+        <w:drawing>
+          <wp:inline distT="0" distB="0" distL="0" distR="0" wp14:anchorId="0D5D9BDE" wp14:editId="59273605">
+            <wp:extent cx="5943600" cy="2157730"/>
+            <wp:effectExtent l="0" t="0" r="0" b="0"/>
+            <wp:docPr id="1351587942" name="Imagen 1" descr="Interfaz de usuario gráfica, Tabla&#10;&#10;El contenido generado por IA puede ser incorrecto."/>
+            <wp:cNvGraphicFramePr>
+              <a:graphicFrameLocks xmlns:a="http://schemas.openxmlformats.org/drawingml/2006/main" noChangeAspect="1"/>
+            </wp:cNvGraphicFramePr>
+            <a:graphic xmlns:a="http://schemas.openxmlformats.org/drawingml/2006/main">
+              <a:graphicData uri="http://schemas.openxmlformats.org/drawingml/2006/picture">
+                <pic:pic xmlns:pic="http://schemas.openxmlformats.org/drawingml/2006/picture">
+                  <pic:nvPicPr>
+                    <pic:cNvPr id="1351587942" name="Imagen 1" descr="Interfaz de usuario gráfica, Tabla&#10;&#10;El contenido generado por IA puede ser incorrecto."/>
+                    <pic:cNvPicPr/>
+                  </pic:nvPicPr>
+                  <pic:blipFill>
+                    <a:blip r:embed="rId15"/>
+                    <a:stretch>
+                      <a:fillRect/>
+                    </a:stretch>
+                  </pic:blipFill>
+                  <pic:spPr>
+                    <a:xfrm>
+                      <a:off x="0" y="0"/>
+                      <a:ext cx="5943600" cy="2157730"/>
+                    </a:xfrm>
+                    <a:prstGeom prst="rect">
+                      <a:avLst/>
+                    </a:prstGeom>
+                  </pic:spPr>
+                </pic:pic>
+              </a:graphicData>
+            </a:graphic>
+          </wp:inline>
+        </w:drawing>
       </w:r>
     </w:p>
     <w:p>
@@ -2259,7 +2230,7 @@
           <w:rFonts w:ascii="Garamond" w:hAnsi="Garamond"/>
           <w:lang w:val="es-ES"/>
         </w:rPr>
-        <w:t xml:space="preserve">Durante este primer sprint, logramos establecer una infraestructura sólida para la recopilación, almacenamiento y procesamiento de datos históricos de criptomonedas. Partimos de la familiarización con </w:t>
+        <w:t xml:space="preserve">Durante este segundo sprint, implementamos con éxito las tablas de metadatos para el </w:t>
       </w:r>
       <w:proofErr w:type="spellStart"/>
       <w:r>
@@ -2267,7 +2238,7 @@
           <w:rFonts w:ascii="Garamond" w:hAnsi="Garamond"/>
           <w:lang w:val="es-ES"/>
         </w:rPr>
-        <w:t>TradingView</w:t>
+        <w:t>bucket</w:t>
       </w:r>
       <w:proofErr w:type="spellEnd"/>
       <w:r>
@@ -2275,76 +2246,151 @@
           <w:rFonts w:ascii="Garamond" w:hAnsi="Garamond"/>
           <w:lang w:val="es-ES"/>
         </w:rPr>
-        <w:t xml:space="preserve"> y su API, definiendo un enfoque eficiente para obtener datos con una frecuencia diaria y organizarlos adecuadamente en Amazon S3.</w:t>
-      </w:r>
-    </w:p>
-    <w:p>
-      <w:pPr>
-        <w:rPr>
-          <w:rFonts w:ascii="Garamond" w:hAnsi="Garamond"/>
-          <w:lang w:val="es-ES"/>
-        </w:rPr>
-      </w:pPr>
-    </w:p>
-    <w:p>
-      <w:pPr>
-        <w:rPr>
-          <w:rFonts w:ascii="Garamond" w:hAnsi="Garamond"/>
-          <w:lang w:val="es-ES"/>
-        </w:rPr>
-      </w:pPr>
-      <w:r>
-        <w:rPr>
-          <w:rFonts w:ascii="Garamond" w:hAnsi="Garamond"/>
-          <w:lang w:val="es-ES"/>
-        </w:rPr>
-        <w:t>Uno de los principales logros fue la correcta estructuración del almacenamiento en la nube, asegurando que cada criptomoneda contara con su propia carpeta y que los datos estuvieran organizados por año en archivos CSV. Esto optimiza las consultas y facilita el acceso a la información de manera eficiente. Además, la implementación de un script en Python para la limpieza y carga de datos nos permitió automatizar el proceso y garantizar la integridad de la información almacenada.</w:t>
-      </w:r>
-    </w:p>
-    <w:p>
-      <w:pPr>
-        <w:rPr>
-          <w:rFonts w:ascii="Garamond" w:hAnsi="Garamond"/>
-          <w:lang w:val="es-ES"/>
-        </w:rPr>
-      </w:pPr>
-    </w:p>
-    <w:p>
-      <w:pPr>
-        <w:rPr>
-          <w:rFonts w:ascii="Garamond" w:hAnsi="Garamond"/>
-          <w:lang w:val="es-ES"/>
-        </w:rPr>
-      </w:pPr>
-      <w:r>
-        <w:rPr>
-          <w:rFonts w:ascii="Garamond" w:hAnsi="Garamond"/>
-          <w:lang w:val="es-ES"/>
-        </w:rPr>
-        <w:t>El uso de EC2 para la ejecución del script y la gestión de credenciales demostró ser una solución efectiva para interactuar con S3 de forma segura. Como resultado, conseguimos un flujo de trabajo funcional que sienta las bases para futuros análisis y modelos predictivos.</w:t>
-      </w:r>
-    </w:p>
-    <w:p>
-      <w:pPr>
-        <w:rPr>
-          <w:rFonts w:ascii="Garamond" w:hAnsi="Garamond"/>
-          <w:lang w:val="es-ES"/>
-        </w:rPr>
-      </w:pPr>
-    </w:p>
-    <w:p>
-      <w:pPr>
-        <w:rPr>
-          <w:rFonts w:ascii="Garamond" w:hAnsi="Garamond"/>
-          <w:lang w:val="es-ES"/>
-        </w:rPr>
-      </w:pPr>
-      <w:r>
-        <w:rPr>
-          <w:rFonts w:ascii="Garamond" w:hAnsi="Garamond"/>
-          <w:lang w:val="es-ES"/>
-        </w:rPr>
-        <w:t>En conclusión, este sprint ha sido fundamental para estructurar la infraestructura de datos y validar el funcionamiento de los procesos clave. Los aprendizajes adquiridos permitirán mejorar y escalar la solución en las siguientes fases del proyecto.</w:t>
+        <w:t xml:space="preserve"> S3 que creamos anteriormente. Esto nos permitirá realizar consultas directamente sobre los datos sin necesidad de almacenarlos en una base de datos tradicional, lo que reduciría significativamente los costes y la complejidad del sistema.</w:t>
+      </w:r>
+    </w:p>
+    <w:p>
+      <w:pPr>
+        <w:rPr>
+          <w:rFonts w:ascii="Garamond" w:hAnsi="Garamond"/>
+          <w:lang w:val="es-ES"/>
+        </w:rPr>
+      </w:pPr>
+    </w:p>
+    <w:p>
+      <w:pPr>
+        <w:rPr>
+          <w:rFonts w:ascii="Garamond" w:hAnsi="Garamond"/>
+          <w:lang w:val="es-ES"/>
+        </w:rPr>
+      </w:pPr>
+      <w:r>
+        <w:rPr>
+          <w:rFonts w:ascii="Garamond" w:hAnsi="Garamond"/>
+          <w:lang w:val="es-ES"/>
+        </w:rPr>
+        <w:t xml:space="preserve">Para lograrlo, desarrollamos un script en Python que se conecta a AWS </w:t>
+      </w:r>
+      <w:proofErr w:type="spellStart"/>
+      <w:r>
+        <w:rPr>
+          <w:rFonts w:ascii="Garamond" w:hAnsi="Garamond"/>
+          <w:lang w:val="es-ES"/>
+        </w:rPr>
+        <w:t>Glue</w:t>
+      </w:r>
+      <w:proofErr w:type="spellEnd"/>
+      <w:r>
+        <w:rPr>
+          <w:rFonts w:ascii="Garamond" w:hAnsi="Garamond"/>
+          <w:lang w:val="es-ES"/>
+        </w:rPr>
+        <w:t xml:space="preserve">, una herramienta que facilita la gestión y transformación de datos en la nube. Específicamente, configuramos un </w:t>
+      </w:r>
+      <w:proofErr w:type="spellStart"/>
+      <w:r>
+        <w:rPr>
+          <w:rFonts w:ascii="Garamond" w:hAnsi="Garamond"/>
+          <w:b/>
+          <w:bCs/>
+          <w:lang w:val="es-ES"/>
+        </w:rPr>
+        <w:t>crawler</w:t>
+      </w:r>
+      <w:proofErr w:type="spellEnd"/>
+      <w:r>
+        <w:rPr>
+          <w:rFonts w:ascii="Garamond" w:hAnsi="Garamond"/>
+          <w:lang w:val="es-ES"/>
+        </w:rPr>
+        <w:t xml:space="preserve"> en </w:t>
+      </w:r>
+      <w:proofErr w:type="spellStart"/>
+      <w:r>
+        <w:rPr>
+          <w:rFonts w:ascii="Garamond" w:hAnsi="Garamond"/>
+          <w:lang w:val="es-ES"/>
+        </w:rPr>
+        <w:t>Glue</w:t>
+      </w:r>
+      <w:proofErr w:type="spellEnd"/>
+      <w:r>
+        <w:rPr>
+          <w:rFonts w:ascii="Garamond" w:hAnsi="Garamond"/>
+          <w:lang w:val="es-ES"/>
+        </w:rPr>
+        <w:t xml:space="preserve">, el cual escanea el </w:t>
+      </w:r>
+      <w:proofErr w:type="spellStart"/>
+      <w:r>
+        <w:rPr>
+          <w:rFonts w:ascii="Garamond" w:hAnsi="Garamond"/>
+          <w:lang w:val="es-ES"/>
+        </w:rPr>
+        <w:t>bucket</w:t>
+      </w:r>
+      <w:proofErr w:type="spellEnd"/>
+      <w:r>
+        <w:rPr>
+          <w:rFonts w:ascii="Garamond" w:hAnsi="Garamond"/>
+          <w:lang w:val="es-ES"/>
+        </w:rPr>
+        <w:t xml:space="preserve"> S3, extrae los metadatos de los archivos almacenados y genera automáticamente una tabla en el Data </w:t>
+      </w:r>
+      <w:proofErr w:type="spellStart"/>
+      <w:r>
+        <w:rPr>
+          <w:rFonts w:ascii="Garamond" w:hAnsi="Garamond"/>
+          <w:lang w:val="es-ES"/>
+        </w:rPr>
+        <w:t>Catalog</w:t>
+      </w:r>
+      <w:proofErr w:type="spellEnd"/>
+      <w:r>
+        <w:rPr>
+          <w:rFonts w:ascii="Garamond" w:hAnsi="Garamond"/>
+          <w:lang w:val="es-ES"/>
+        </w:rPr>
+        <w:t xml:space="preserve"> de AWS. Esta tabla servirá como referencia para futuras consultas sin necesidad de mover o duplicar los datos.</w:t>
+      </w:r>
+    </w:p>
+    <w:p>
+      <w:pPr>
+        <w:rPr>
+          <w:rFonts w:ascii="Garamond" w:hAnsi="Garamond"/>
+          <w:lang w:val="es-ES"/>
+        </w:rPr>
+      </w:pPr>
+    </w:p>
+    <w:p>
+      <w:pPr>
+        <w:rPr>
+          <w:rFonts w:ascii="Garamond" w:hAnsi="Garamond"/>
+          <w:lang w:val="es-ES"/>
+        </w:rPr>
+      </w:pPr>
+      <w:r>
+        <w:rPr>
+          <w:rFonts w:ascii="Garamond" w:hAnsi="Garamond"/>
+          <w:lang w:val="es-ES"/>
+        </w:rPr>
+        <w:t xml:space="preserve">En conclusión, este sprint ha sido clave para preparar la infraestructura necesaria para el análisis de datos. Además, nos ha permitido entender mejor el ecosistema de AWS </w:t>
+      </w:r>
+      <w:proofErr w:type="spellStart"/>
+      <w:r>
+        <w:rPr>
+          <w:rFonts w:ascii="Garamond" w:hAnsi="Garamond"/>
+          <w:lang w:val="es-ES"/>
+        </w:rPr>
+        <w:t>Glue</w:t>
+      </w:r>
+      <w:proofErr w:type="spellEnd"/>
+      <w:r>
+        <w:rPr>
+          <w:rFonts w:ascii="Garamond" w:hAnsi="Garamond"/>
+          <w:lang w:val="es-ES"/>
+        </w:rPr>
+        <w:t xml:space="preserve"> y su integración con S3, lo que nos facilitará la escalabilidad y optimización del sistema en las próximas fases del proyecto.</w:t>
       </w:r>
     </w:p>
     <w:p>
@@ -2444,10 +2490,10 @@
       </w:pPr>
     </w:p>
     <w:sectPr>
-      <w:headerReference w:type="default" r:id="rId14"/>
-      <w:footerReference w:type="default" r:id="rId15"/>
-      <w:headerReference w:type="first" r:id="rId16"/>
-      <w:footerReference w:type="first" r:id="rId17"/>
+      <w:headerReference w:type="default" r:id="rId16"/>
+      <w:footerReference w:type="default" r:id="rId17"/>
+      <w:headerReference w:type="first" r:id="rId18"/>
+      <w:footerReference w:type="first" r:id="rId19"/>
       <w:pgSz w:w="12240" w:h="15840"/>
       <w:pgMar w:top="1440" w:right="1440" w:bottom="1440" w:left="1440" w:header="1134" w:footer="720" w:gutter="0"/>
       <w:pgNumType w:start="1"/>
@@ -5639,6 +5685,17 @@
 </file>
 
 <file path=customXml/item1.xml><?xml version="1.0" encoding="utf-8"?>
+<p:properties xmlns:p="http://schemas.microsoft.com/office/2006/metadata/properties" xmlns:xsi="http://www.w3.org/2001/XMLSchema-instance" xmlns:pc="http://schemas.microsoft.com/office/infopath/2007/PartnerControls">
+  <documentManagement>
+    <lcf76f155ced4ddcb4097134ff3c332f xmlns="ad53ad94-5b1b-47ca-8408-b0e097751a24">
+      <Terms xmlns="http://schemas.microsoft.com/office/infopath/2007/PartnerControls"/>
+    </lcf76f155ced4ddcb4097134ff3c332f>
+    <TaxCatchAll xmlns="dc2a1d58-8b17-4874-8491-7ba077785f6a" xsi:nil="true"/>
+  </documentManagement>
+</p:properties>
+</file>
+
+<file path=customXml/item2.xml><?xml version="1.0" encoding="utf-8"?>
 <ct:contentTypeSchema xmlns:ct="http://schemas.microsoft.com/office/2006/metadata/contentType" xmlns:ma="http://schemas.microsoft.com/office/2006/metadata/properties/metaAttributes" ct:_="" ma:_="" ma:contentTypeName="Documento" ma:contentTypeID="0x0101000932D06B90883B46B540D03EF1B9D60E" ma:contentTypeVersion="11" ma:contentTypeDescription="Crear nuevo documento." ma:contentTypeScope="" ma:versionID="d3d3b4d7b3b223c0b73d558a4fa68073">
   <xsd:schema xmlns:xsd="http://www.w3.org/2001/XMLSchema" xmlns:xs="http://www.w3.org/2001/XMLSchema" xmlns:p="http://schemas.microsoft.com/office/2006/metadata/properties" xmlns:ns2="ad53ad94-5b1b-47ca-8408-b0e097751a24" xmlns:ns3="dc2a1d58-8b17-4874-8491-7ba077785f6a" targetNamespace="http://schemas.microsoft.com/office/2006/metadata/properties" ma:root="true" ma:fieldsID="96274af82204d1e0e8441d0b292b93db" ns2:_="" ns3:_="">
     <xsd:import namespace="ad53ad94-5b1b-47ca-8408-b0e097751a24"/>
@@ -5833,17 +5890,6 @@
 </ct:contentTypeSchema>
 </file>
 
-<file path=customXml/item2.xml><?xml version="1.0" encoding="utf-8"?>
-<p:properties xmlns:p="http://schemas.microsoft.com/office/2006/metadata/properties" xmlns:xsi="http://www.w3.org/2001/XMLSchema-instance" xmlns:pc="http://schemas.microsoft.com/office/infopath/2007/PartnerControls">
-  <documentManagement>
-    <lcf76f155ced4ddcb4097134ff3c332f xmlns="ad53ad94-5b1b-47ca-8408-b0e097751a24">
-      <Terms xmlns="http://schemas.microsoft.com/office/infopath/2007/PartnerControls"/>
-    </lcf76f155ced4ddcb4097134ff3c332f>
-    <TaxCatchAll xmlns="dc2a1d58-8b17-4874-8491-7ba077785f6a" xsi:nil="true"/>
-  </documentManagement>
-</p:properties>
-</file>
-
 <file path=customXml/item3.xml><?xml version="1.0" encoding="utf-8"?>
 <?mso-contentType ?>
 <FormTemplates xmlns="http://schemas.microsoft.com/sharepoint/v3/contenttype/forms">
@@ -5854,6 +5900,23 @@
 </file>
 
 <file path=customXml/itemProps1.xml><?xml version="1.0" encoding="utf-8"?>
+<ds:datastoreItem xmlns:ds="http://schemas.openxmlformats.org/officeDocument/2006/customXml" ds:itemID="{F69EF12E-449A-453A-A326-03C218203F18}">
+  <ds:schemaRefs>
+    <ds:schemaRef ds:uri="http://schemas.microsoft.com/office/2006/documentManagement/types"/>
+    <ds:schemaRef ds:uri="ad53ad94-5b1b-47ca-8408-b0e097751a24"/>
+    <ds:schemaRef ds:uri="http://purl.org/dc/dcmitype/"/>
+    <ds:schemaRef ds:uri="dc2a1d58-8b17-4874-8491-7ba077785f6a"/>
+    <ds:schemaRef ds:uri="http://www.w3.org/XML/1998/namespace"/>
+    <ds:schemaRef ds:uri="http://purl.org/dc/elements/1.1/"/>
+    <ds:schemaRef ds:uri="http://schemas.microsoft.com/office/2006/metadata/properties"/>
+    <ds:schemaRef ds:uri="http://schemas.microsoft.com/office/infopath/2007/PartnerControls"/>
+    <ds:schemaRef ds:uri="http://schemas.openxmlformats.org/package/2006/metadata/core-properties"/>
+    <ds:schemaRef ds:uri="http://purl.org/dc/terms/"/>
+  </ds:schemaRefs>
+</ds:datastoreItem>
+</file>
+
+<file path=customXml/itemProps2.xml><?xml version="1.0" encoding="utf-8"?>
 <ds:datastoreItem xmlns:ds="http://schemas.openxmlformats.org/officeDocument/2006/customXml" ds:itemID="{E8C35CA7-9A05-47E0-A5A3-C992958865A5}">
   <ds:schemaRefs>
     <ds:schemaRef ds:uri="http://schemas.microsoft.com/office/2006/metadata/contentType"/>
@@ -5872,17 +5935,6 @@
 </ds:datastoreItem>
 </file>
 
-<file path=customXml/itemProps2.xml><?xml version="1.0" encoding="utf-8"?>
-<ds:datastoreItem xmlns:ds="http://schemas.openxmlformats.org/officeDocument/2006/customXml" ds:itemID="{F69EF12E-449A-453A-A326-03C218203F18}">
-  <ds:schemaRefs>
-    <ds:schemaRef ds:uri="http://schemas.microsoft.com/office/2006/metadata/properties"/>
-    <ds:schemaRef ds:uri="http://schemas.microsoft.com/office/infopath/2007/PartnerControls"/>
-    <ds:schemaRef ds:uri="ad53ad94-5b1b-47ca-8408-b0e097751a24"/>
-    <ds:schemaRef ds:uri="dc2a1d58-8b17-4874-8491-7ba077785f6a"/>
-  </ds:schemaRefs>
-</ds:datastoreItem>
-</file>
-
 <file path=customXml/itemProps3.xml><?xml version="1.0" encoding="utf-8"?>
 <ds:datastoreItem xmlns:ds="http://schemas.openxmlformats.org/officeDocument/2006/customXml" ds:itemID="{9B169BF9-B10A-4C63-894A-FA343058658C}">
   <ds:schemaRefs>
